--- a/proposals/AyA_NEWOP.docx
+++ b/proposals/AyA_NEWOP.docx
@@ -1,12 +1,11 @@
 
 <file path=word/document.xml><?xml version="1.0" encoding="utf-8"?>
-<w:document xmlns:o="urn:schemas-microsoft-com:office:office" xmlns:r="http://schemas.openxmlformats.org/officeDocument/2006/relationships" xmlns:v="urn:schemas-microsoft-com:vml" xmlns:w="http://schemas.openxmlformats.org/wordprocessingml/2006/main" xmlns:w10="urn:schemas-microsoft-com:office:word" xmlns:wp="http://schemas.openxmlformats.org/drawingml/2006/wordprocessingDrawing" xmlns:pic="http://schemas.openxmlformats.org/drawingml/2006/picture" xmlns:wps="http://schemas.microsoft.com/office/word/2010/wordprocessingShape" xmlns:wpg="http://schemas.microsoft.com/office/word/2010/wordprocessingGroup" xmlns:mc="http://schemas.openxmlformats.org/markup-compatibility/2006" xmlns:wp14="http://schemas.microsoft.com/office/word/2010/wordprocessingDrawing" xmlns:w14="http://schemas.microsoft.com/office/word/2010/wordml" xmlns:w15="http://schemas.microsoft.com/office/word/2012/wordml" mc:Ignorable="w14 wp14 w15">
+<w:document xmlns:wpc="http://schemas.microsoft.com/office/word/2010/wordprocessingCanvas" xmlns:cx="http://schemas.microsoft.com/office/drawing/2014/chartex" xmlns:cx1="http://schemas.microsoft.com/office/drawing/2015/9/8/chartex" xmlns:cx2="http://schemas.microsoft.com/office/drawing/2015/10/21/chartex" xmlns:cx3="http://schemas.microsoft.com/office/drawing/2016/5/9/chartex" xmlns:cx4="http://schemas.microsoft.com/office/drawing/2016/5/10/chartex" xmlns:cx5="http://schemas.microsoft.com/office/drawing/2016/5/11/chartex" xmlns:cx6="http://schemas.microsoft.com/office/drawing/2016/5/12/chartex" xmlns:cx7="http://schemas.microsoft.com/office/drawing/2016/5/13/chartex" xmlns:cx8="http://schemas.microsoft.com/office/drawing/2016/5/14/chartex" xmlns:mc="http://schemas.openxmlformats.org/markup-compatibility/2006" xmlns:aink="http://schemas.microsoft.com/office/drawing/2016/ink" xmlns:am3d="http://schemas.microsoft.com/office/drawing/2017/model3d" xmlns:o="urn:schemas-microsoft-com:office:office" xmlns:oel="http://schemas.microsoft.com/office/2019/extlst" xmlns:r="http://schemas.openxmlformats.org/officeDocument/2006/relationships" xmlns:m="http://schemas.openxmlformats.org/officeDocument/2006/math" xmlns:v="urn:schemas-microsoft-com:vml" xmlns:wp14="http://schemas.microsoft.com/office/word/2010/wordprocessingDrawing" xmlns:wp="http://schemas.openxmlformats.org/drawingml/2006/wordprocessingDrawing" xmlns:w10="urn:schemas-microsoft-com:office:word" xmlns:w="http://schemas.openxmlformats.org/wordprocessingml/2006/main" xmlns:w14="http://schemas.microsoft.com/office/word/2010/wordml" xmlns:w15="http://schemas.microsoft.com/office/word/2012/wordml" xmlns:w16cex="http://schemas.microsoft.com/office/word/2018/wordml/cex" xmlns:w16cid="http://schemas.microsoft.com/office/word/2016/wordml/cid" xmlns:w16="http://schemas.microsoft.com/office/word/2018/wordml" xmlns:w16du="http://schemas.microsoft.com/office/word/2023/wordml/word16du" xmlns:w16sdtdh="http://schemas.microsoft.com/office/word/2020/wordml/sdtdatahash" xmlns:w16sdtfl="http://schemas.microsoft.com/office/word/2024/wordml/sdtformatlock" xmlns:w16se="http://schemas.microsoft.com/office/word/2015/wordml/symex" xmlns:wpg="http://schemas.microsoft.com/office/word/2010/wordprocessingGroup" xmlns:wpi="http://schemas.microsoft.com/office/word/2010/wordprocessingInk" xmlns:wne="http://schemas.microsoft.com/office/word/2006/wordml" xmlns:wps="http://schemas.microsoft.com/office/word/2010/wordprocessingShape" mc:Ignorable="w14 w15 w16se w16cid w16 w16cex w16sdtdh w16sdtfl w16du wp14">
   <w:body>
     <w:p>
       <w:pPr>
-        <w:pStyle w:val="Normal"/>
-        <w:widowControl w:val="false"/>
-        <w:spacing w:before="71" w:after="0"/>
+        <w:widowControl w:val="0"/>
+        <w:spacing w:before="71"/>
         <w:ind w:left="540" w:right="5040"/>
         <w:rPr>
           <w:rFonts w:ascii="Franklin Gothic Demi" w:hAnsi="Franklin Gothic Demi" w:cs="Franklin Gothic Demi"/>
@@ -15,126 +14,78 @@
         </w:rPr>
       </w:pPr>
       <w:r>
-        <mc:AlternateContent>
-          <mc:Choice Requires="wpg">
-            <w:drawing>
-              <wp:anchor behindDoc="1" distT="0" distB="0" distL="114300" distR="114300" simplePos="0" locked="0" layoutInCell="0" allowOverlap="1" relativeHeight="2">
-                <wp:simplePos x="0" y="0"/>
-                <wp:positionH relativeFrom="page">
-                  <wp:posOffset>508000</wp:posOffset>
-                </wp:positionH>
-                <wp:positionV relativeFrom="page">
-                  <wp:posOffset>356870</wp:posOffset>
-                </wp:positionV>
-                <wp:extent cx="456565" cy="342900"/>
-                <wp:effectExtent l="635" t="635" r="0" b="0"/>
-                <wp:wrapNone/>
-                <wp:docPr id="1" name="Group 2"/>
-                <a:graphic xmlns:a="http://schemas.openxmlformats.org/drawingml/2006/main">
-                  <a:graphicData uri="http://schemas.microsoft.com/office/word/2010/wordprocessingGroup">
-                    <wpg:wgp>
-                      <wpg:cNvGrpSpPr/>
-                      <wpg:grpSpPr>
-                        <a:xfrm>
-                          <a:off x="0" y="0"/>
-                          <a:ext cx="456480" cy="343080"/>
-                          <a:chOff x="0" y="0"/>
-                          <a:chExt cx="456480" cy="343080"/>
-                        </a:xfrm>
-                      </wpg:grpSpPr>
-                      <pic:pic xmlns:pic="http://schemas.openxmlformats.org/drawingml/2006/picture">
-                        <pic:nvPicPr>
-                          <pic:cNvPr id="2" name="Rectangle 3" descr=""/>
-                          <pic:cNvPicPr/>
-                        </pic:nvPicPr>
-                        <pic:blipFill>
-                          <a:blip r:embed="rId2"/>
-                          <a:stretch/>
-                        </pic:blipFill>
-                        <pic:spPr>
-                          <a:xfrm>
-                            <a:off x="1440" y="1440"/>
-                            <a:ext cx="455400" cy="341640"/>
-                          </a:xfrm>
-                          <a:prstGeom prst="rect">
-                            <a:avLst/>
-                          </a:prstGeom>
-                          <a:noFill/>
-                          <a:ln w="0">
-                            <a:noFill/>
-                          </a:ln>
-                        </pic:spPr>
-                      </pic:pic>
-                      <wps:wsp>
-                        <wps:cNvSpPr/>
-                        <wps:nvSpPr>
-                          <wps:cNvPr id="3" name="Rectangle 4"/>
-                          <wps:cNvSpPr/>
-                        </wps:nvSpPr>
-                        <wps:spPr>
-                          <a:xfrm>
-                            <a:off x="0" y="0"/>
-                            <a:ext cx="453240" cy="340200"/>
-                          </a:xfrm>
-                          <a:prstGeom prst="rect">
-                            <a:avLst/>
-                          </a:prstGeom>
-                          <a:noFill/>
-                          <a:ln w="720">
-                            <a:solidFill>
-                              <a:srgbClr val="808080"/>
-                            </a:solidFill>
-                            <a:round/>
-                          </a:ln>
-                        </wps:spPr>
-                        <wps:bodyPr/>
-                      </wps:wsp>
-                    </wpg:wgp>
-                  </a:graphicData>
-                </a:graphic>
-              </wp:anchor>
-            </w:drawing>
-          </mc:Choice>
-          <mc:Fallback>
-            <w:pict>
-              <v:group id="shape_0" alt="Group 2" style="position:absolute;margin-left:40pt;margin-top:28.1pt;width:35.95pt;height:27pt" coordorigin="800,562" coordsize="719,540">
-                <v:shapetype id="_x0000_t75" coordsize="21600,21600" o:spt="75" o:preferrelative="t" path="m@4@5l@4@11@9@11@9@5xe" filled="f" stroked="f">
-                  <v:stroke joinstyle="miter"/>
-                  <v:formulas>
-                    <v:f eqn="if lineDrawn pixelLineWidth 0"/>
-                    <v:f eqn="sum @0 1 0"/>
-                    <v:f eqn="sum 0 0 @1"/>
-                    <v:f eqn="prod @2 1 2"/>
-                    <v:f eqn="prod @3 21600 pixelWidth"/>
-                    <v:f eqn="prod @3 21600 pixelHeight"/>
-                    <v:f eqn="sum @0 0 1"/>
-                    <v:f eqn="prod @6 1 2"/>
-                    <v:f eqn="prod @7 21600 pixelWidth"/>
-                    <v:f eqn="sum @8 21600 0"/>
-                    <v:f eqn="prod @7 21600 pixelHeight"/>
-                    <v:f eqn="sum @10 21600 0"/>
-                  </v:formulas>
-                  <v:path o:extrusionok="f" gradientshapeok="t" o:connecttype="rect"/>
-                  <o:lock v:ext="edit" aspectratio="t"/>
-                </v:shapetype>
-                <v:shape id="shape_0" ID="Rectangle 3" stroked="f" o:allowincell="f" style="position:absolute;left:802;top:564;width:716;height:537;mso-wrap-style:none;v-text-anchor:middle;mso-position-horizontal-relative:page;mso-position-vertical-relative:page" type="_x0000_t75">
-                  <v:imagedata r:id="rId3" o:detectmouseclick="t"/>
-                  <v:stroke color="#3465a4" joinstyle="round" endcap="flat"/>
-                  <w10:wrap type="none"/>
-                </v:shape>
-                <v:rect id="shape_0" ID="Rectangle 4" stroked="t" o:allowincell="f" style="position:absolute;left:800;top:562;width:713;height:535;mso-wrap-style:none;v-text-anchor:middle;mso-position-horizontal-relative:page;mso-position-vertical-relative:page">
-                  <v:fill o:detectmouseclick="t" on="false"/>
-                  <v:stroke color="gray" weight="720" joinstyle="round" endcap="flat"/>
-                  <w10:wrap type="none"/>
-                </v:rect>
-              </v:group>
-            </w:pict>
-          </mc:Fallback>
-        </mc:AlternateContent>
-      </w:r>
-      <w:r>
-        <w:rPr>
-          <w:rFonts w:cs="Franklin Gothic Demi" w:ascii="Franklin Gothic Demi" w:hAnsi="Franklin Gothic Demi"/>
+        <w:rPr>
+          <w:noProof/>
+        </w:rPr>
+        <w:pict w14:anchorId="337BAEF2">
+          <v:group id="Group 2" o:spid="_x0000_s1026" style="position:absolute;left:0;text-align:left;margin-left:40pt;margin-top:28.1pt;width:35.95pt;height:27pt;z-index:-251657216;mso-wrap-distance-left:0;mso-wrap-distance-right:0;mso-position-horizontal-relative:page;mso-position-vertical-relative:page" coordsize="456480,343080" o:gfxdata="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" o:allowincell="f">
+            <v:rect id="Rectangle 3" o:spid="_x0000_s1027" style="position:absolute;left:1440;top:1440;width:455400;height:341640;visibility:visible;mso-wrap-style:square;v-text-anchor:top" o:gfxdata="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" filled="f" stroked="f" strokeweight="0">
+              <v:textbox inset="0,0,0,0">
+                <w:txbxContent>
+                  <w:p>
+                    <w:pPr>
+                      <w:spacing w:line="540" w:lineRule="atLeast"/>
+                    </w:pPr>
+                    <w:r>
+                      <w:rPr>
+                        <w:noProof/>
+                      </w:rPr>
+                      <w:drawing>
+                        <wp:inline distT="0" distB="0" distL="0" distR="0" wp14:anchorId="6E82CB84" wp14:editId="6E82CB85">
+                          <wp:extent cx="453390" cy="341630"/>
+                          <wp:effectExtent l="0" t="0" r="0" b="0"/>
+                          <wp:docPr id="3" name="Picture 2"/>
+                          <wp:cNvGraphicFramePr>
+                            <a:graphicFrameLocks xmlns:a="http://schemas.openxmlformats.org/drawingml/2006/main" noChangeAspect="1"/>
+                          </wp:cNvGraphicFramePr>
+                          <a:graphic xmlns:a="http://schemas.openxmlformats.org/drawingml/2006/main">
+                            <a:graphicData uri="http://schemas.openxmlformats.org/drawingml/2006/picture">
+                              <pic:pic xmlns:pic="http://schemas.openxmlformats.org/drawingml/2006/picture">
+                                <pic:nvPicPr>
+                                  <pic:cNvPr id="3" name="Picture 2"/>
+                                  <pic:cNvPicPr>
+                                    <a:picLocks noChangeAspect="1" noChangeArrowheads="1"/>
+                                  </pic:cNvPicPr>
+                                </pic:nvPicPr>
+                                <pic:blipFill>
+                                  <a:blip r:embed="rId5"/>
+                                  <a:stretch>
+                                    <a:fillRect/>
+                                  </a:stretch>
+                                </pic:blipFill>
+                                <pic:spPr bwMode="auto">
+                                  <a:xfrm>
+                                    <a:off x="0" y="0"/>
+                                    <a:ext cx="453390" cy="341630"/>
+                                  </a:xfrm>
+                                  <a:prstGeom prst="rect">
+                                    <a:avLst/>
+                                  </a:prstGeom>
+                                  <a:noFill/>
+                                </pic:spPr>
+                              </pic:pic>
+                            </a:graphicData>
+                          </a:graphic>
+                        </wp:inline>
+                      </w:drawing>
+                    </w:r>
+                  </w:p>
+                  <w:p>
+                    <w:pPr>
+                      <w:widowControl w:val="0"/>
+                    </w:pPr>
+                  </w:p>
+                </w:txbxContent>
+              </v:textbox>
+            </v:rect>
+            <v:rect id="Rectangle 4" o:spid="_x0000_s1028" style="position:absolute;width:453240;height:340200;visibility:visible;mso-wrap-style:square;v-text-anchor:top" o:gfxdata="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" filled="f" strokecolor="gray" strokeweight=".06pt"/>
+            <w10:wrap anchorx="page" anchory="page"/>
+          </v:group>
+        </w:pict>
+      </w:r>
+      <w:r>
+        <w:rPr>
+          <w:rFonts w:ascii="Franklin Gothic Demi" w:hAnsi="Franklin Gothic Demi" w:cs="Franklin Gothic Demi"/>
           <w:sz w:val="18"/>
           <w:szCs w:val="18"/>
         </w:rPr>
@@ -142,7 +93,7 @@
       </w:r>
       <w:r>
         <w:rPr>
-          <w:rFonts w:cs="Franklin Gothic Demi" w:ascii="Franklin Gothic Demi" w:hAnsi="Franklin Gothic Demi"/>
+          <w:rFonts w:ascii="Franklin Gothic Demi" w:hAnsi="Franklin Gothic Demi" w:cs="Franklin Gothic Demi"/>
           <w:spacing w:val="1"/>
           <w:sz w:val="18"/>
           <w:szCs w:val="18"/>
@@ -151,7 +102,7 @@
       </w:r>
       <w:r>
         <w:rPr>
-          <w:rFonts w:cs="Franklin Gothic Demi" w:ascii="Franklin Gothic Demi" w:hAnsi="Franklin Gothic Demi"/>
+          <w:rFonts w:ascii="Franklin Gothic Demi" w:hAnsi="Franklin Gothic Demi" w:cs="Franklin Gothic Demi"/>
           <w:spacing w:val="-1"/>
           <w:sz w:val="18"/>
           <w:szCs w:val="18"/>
@@ -160,7 +111,7 @@
       </w:r>
       <w:r>
         <w:rPr>
-          <w:rFonts w:cs="Franklin Gothic Demi" w:ascii="Franklin Gothic Demi" w:hAnsi="Franklin Gothic Demi"/>
+          <w:rFonts w:ascii="Franklin Gothic Demi" w:hAnsi="Franklin Gothic Demi" w:cs="Franklin Gothic Demi"/>
           <w:sz w:val="18"/>
           <w:szCs w:val="18"/>
         </w:rPr>
@@ -168,7 +119,7 @@
       </w:r>
       <w:r>
         <w:rPr>
-          <w:rFonts w:cs="Franklin Gothic Demi" w:ascii="Franklin Gothic Demi" w:hAnsi="Franklin Gothic Demi"/>
+          <w:rFonts w:ascii="Franklin Gothic Demi" w:hAnsi="Franklin Gothic Demi" w:cs="Franklin Gothic Demi"/>
           <w:spacing w:val="1"/>
           <w:sz w:val="18"/>
           <w:szCs w:val="18"/>
@@ -177,7 +128,7 @@
       </w:r>
       <w:r>
         <w:rPr>
-          <w:rFonts w:cs="Franklin Gothic Demi" w:ascii="Franklin Gothic Demi" w:hAnsi="Franklin Gothic Demi"/>
+          <w:rFonts w:ascii="Franklin Gothic Demi" w:hAnsi="Franklin Gothic Demi" w:cs="Franklin Gothic Demi"/>
           <w:sz w:val="18"/>
           <w:szCs w:val="18"/>
         </w:rPr>
@@ -185,7 +136,7 @@
       </w:r>
       <w:r>
         <w:rPr>
-          <w:rFonts w:cs="Franklin Gothic Demi" w:ascii="Franklin Gothic Demi" w:hAnsi="Franklin Gothic Demi"/>
+          <w:rFonts w:ascii="Franklin Gothic Demi" w:hAnsi="Franklin Gothic Demi" w:cs="Franklin Gothic Demi"/>
           <w:spacing w:val="-1"/>
           <w:sz w:val="18"/>
           <w:szCs w:val="18"/>
@@ -194,7 +145,7 @@
       </w:r>
       <w:r>
         <w:rPr>
-          <w:rFonts w:cs="Franklin Gothic Demi" w:ascii="Franklin Gothic Demi" w:hAnsi="Franklin Gothic Demi"/>
+          <w:rFonts w:ascii="Franklin Gothic Demi" w:hAnsi="Franklin Gothic Demi" w:cs="Franklin Gothic Demi"/>
           <w:sz w:val="18"/>
           <w:szCs w:val="18"/>
         </w:rPr>
@@ -202,7 +153,7 @@
       </w:r>
       <w:r>
         <w:rPr>
-          <w:rFonts w:cs="Franklin Gothic Demi" w:ascii="Franklin Gothic Demi" w:hAnsi="Franklin Gothic Demi"/>
+          <w:rFonts w:ascii="Franklin Gothic Demi" w:hAnsi="Franklin Gothic Demi" w:cs="Franklin Gothic Demi"/>
           <w:spacing w:val="1"/>
           <w:sz w:val="18"/>
           <w:szCs w:val="18"/>
@@ -211,7 +162,7 @@
       </w:r>
       <w:r>
         <w:rPr>
-          <w:rFonts w:cs="Franklin Gothic Demi" w:ascii="Franklin Gothic Demi" w:hAnsi="Franklin Gothic Demi"/>
+          <w:rFonts w:ascii="Franklin Gothic Demi" w:hAnsi="Franklin Gothic Demi" w:cs="Franklin Gothic Demi"/>
           <w:sz w:val="18"/>
           <w:szCs w:val="18"/>
         </w:rPr>
@@ -219,7 +170,7 @@
       </w:r>
       <w:r>
         <w:rPr>
-          <w:rFonts w:cs="Franklin Gothic Demi" w:ascii="Franklin Gothic Demi" w:hAnsi="Franklin Gothic Demi"/>
+          <w:rFonts w:ascii="Franklin Gothic Demi" w:hAnsi="Franklin Gothic Demi" w:cs="Franklin Gothic Demi"/>
           <w:spacing w:val="-2"/>
           <w:sz w:val="18"/>
           <w:szCs w:val="18"/>
@@ -228,7 +179,7 @@
       </w:r>
       <w:r>
         <w:rPr>
-          <w:rFonts w:cs="Franklin Gothic Demi" w:ascii="Franklin Gothic Demi" w:hAnsi="Franklin Gothic Demi"/>
+          <w:rFonts w:ascii="Franklin Gothic Demi" w:hAnsi="Franklin Gothic Demi" w:cs="Franklin Gothic Demi"/>
           <w:sz w:val="18"/>
           <w:szCs w:val="18"/>
         </w:rPr>
@@ -236,7 +187,7 @@
       </w:r>
       <w:r>
         <w:rPr>
-          <w:rFonts w:cs="Franklin Gothic Demi" w:ascii="Franklin Gothic Demi" w:hAnsi="Franklin Gothic Demi"/>
+          <w:rFonts w:ascii="Franklin Gothic Demi" w:hAnsi="Franklin Gothic Demi" w:cs="Franklin Gothic Demi"/>
           <w:spacing w:val="-1"/>
           <w:sz w:val="18"/>
           <w:szCs w:val="18"/>
@@ -245,7 +196,7 @@
       </w:r>
       <w:r>
         <w:rPr>
-          <w:rFonts w:cs="Franklin Gothic Demi" w:ascii="Franklin Gothic Demi" w:hAnsi="Franklin Gothic Demi"/>
+          <w:rFonts w:ascii="Franklin Gothic Demi" w:hAnsi="Franklin Gothic Demi" w:cs="Franklin Gothic Demi"/>
           <w:sz w:val="18"/>
           <w:szCs w:val="18"/>
         </w:rPr>
@@ -253,7 +204,7 @@
       </w:r>
       <w:r>
         <w:rPr>
-          <w:rFonts w:cs="Franklin Gothic Demi" w:ascii="Franklin Gothic Demi" w:hAnsi="Franklin Gothic Demi"/>
+          <w:rFonts w:ascii="Franklin Gothic Demi" w:hAnsi="Franklin Gothic Demi" w:cs="Franklin Gothic Demi"/>
           <w:spacing w:val="-2"/>
           <w:sz w:val="18"/>
           <w:szCs w:val="18"/>
@@ -262,7 +213,7 @@
       </w:r>
       <w:r>
         <w:rPr>
-          <w:rFonts w:cs="Franklin Gothic Demi" w:ascii="Franklin Gothic Demi" w:hAnsi="Franklin Gothic Demi"/>
+          <w:rFonts w:ascii="Franklin Gothic Demi" w:hAnsi="Franklin Gothic Demi" w:cs="Franklin Gothic Demi"/>
           <w:sz w:val="18"/>
           <w:szCs w:val="18"/>
         </w:rPr>
@@ -271,41 +222,31 @@
     </w:p>
     <w:p>
       <w:pPr>
-        <w:pStyle w:val="Normal"/>
-        <w:widowControl w:val="false"/>
-        <w:spacing w:lineRule="exact" w:line="220" w:before="3" w:after="0"/>
+        <w:widowControl w:val="0"/>
+        <w:spacing w:before="3" w:line="220" w:lineRule="exact"/>
         <w:rPr>
           <w:rFonts w:ascii="Franklin Gothic Demi" w:hAnsi="Franklin Gothic Demi" w:cs="Franklin Gothic Demi"/>
           <w:sz w:val="22"/>
           <w:szCs w:val="22"/>
         </w:rPr>
       </w:pPr>
-      <w:r>
-        <w:rPr>
-          <w:rFonts w:cs="Franklin Gothic Demi" w:ascii="Franklin Gothic Demi" w:hAnsi="Franklin Gothic Demi"/>
-          <w:sz w:val="22"/>
-          <w:szCs w:val="22"/>
-        </w:rPr>
-      </w:r>
-    </w:p>
-    <w:p>
-      <w:pPr>
-        <w:pStyle w:val="Normal"/>
-        <w:widowControl w:val="false"/>
-        <w:spacing w:lineRule="exact" w:line="272"/>
+    </w:p>
+    <w:p>
+      <w:pPr>
+        <w:widowControl w:val="0"/>
+        <w:spacing w:line="272" w:lineRule="exact"/>
         <w:jc w:val="center"/>
-        <w:rPr/>
-      </w:pPr>
-      <w:r>
-        <w:rPr>
-          <w:rFonts w:cs="Franklin Gothic Demi" w:ascii="Franklin Gothic Demi" w:hAnsi="Franklin Gothic Demi"/>
+      </w:pPr>
+      <w:r>
+        <w:rPr>
+          <w:rFonts w:ascii="Franklin Gothic Demi" w:hAnsi="Franklin Gothic Demi" w:cs="Franklin Gothic Demi"/>
           <w:u w:val="single"/>
         </w:rPr>
         <w:t>PROJECT ANNOUNC</w:t>
       </w:r>
       <w:r>
         <w:rPr>
-          <w:rFonts w:cs="Franklin Gothic Demi" w:ascii="Franklin Gothic Demi" w:hAnsi="Franklin Gothic Demi"/>
+          <w:rFonts w:ascii="Franklin Gothic Demi" w:hAnsi="Franklin Gothic Demi" w:cs="Franklin Gothic Demi"/>
           <w:spacing w:val="1"/>
           <w:u w:val="single"/>
         </w:rPr>
@@ -313,23 +254,22 @@
       </w:r>
       <w:r>
         <w:rPr>
-          <w:rFonts w:cs="Franklin Gothic Demi" w:ascii="Franklin Gothic Demi" w:hAnsi="Franklin Gothic Demi"/>
+          <w:rFonts w:ascii="Franklin Gothic Demi" w:hAnsi="Franklin Gothic Demi" w:cs="Franklin Gothic Demi"/>
           <w:u w:val="single"/>
         </w:rPr>
         <w:t>MENT</w:t>
       </w:r>
       <w:r>
         <w:rPr>
-          <w:rFonts w:cs="Franklin Gothic Demi" w:ascii="Franklin Gothic Demi" w:hAnsi="Franklin Gothic Demi"/>
+          <w:rFonts w:ascii="Franklin Gothic Demi" w:hAnsi="Franklin Gothic Demi" w:cs="Franklin Gothic Demi"/>
         </w:rPr>
         <w:t xml:space="preserve"> </w:t>
       </w:r>
     </w:p>
     <w:p>
       <w:pPr>
-        <w:pStyle w:val="Normal"/>
-        <w:widowControl w:val="false"/>
-        <w:spacing w:lineRule="exact" w:line="272"/>
+        <w:widowControl w:val="0"/>
+        <w:spacing w:line="272" w:lineRule="exact"/>
         <w:jc w:val="center"/>
         <w:rPr>
           <w:rFonts w:ascii="Franklin Gothic Demi" w:hAnsi="Franklin Gothic Demi" w:cs="Franklin Gothic Demi"/>
@@ -337,45 +277,35 @@
       </w:pPr>
       <w:r>
         <w:rPr>
-          <w:rFonts w:cs="Franklin Gothic Demi" w:ascii="Franklin Gothic Demi" w:hAnsi="Franklin Gothic Demi"/>
+          <w:rFonts w:ascii="Franklin Gothic Demi" w:hAnsi="Franklin Gothic Demi" w:cs="Franklin Gothic Demi"/>
           <w:spacing w:val="-7"/>
         </w:rPr>
         <w:t xml:space="preserve">Fall </w:t>
       </w:r>
       <w:r>
         <w:rPr>
-          <w:rFonts w:cs="Franklin Gothic Demi" w:ascii="Franklin Gothic Demi" w:hAnsi="Franklin Gothic Demi"/>
+          <w:rFonts w:ascii="Franklin Gothic Demi" w:hAnsi="Franklin Gothic Demi" w:cs="Franklin Gothic Demi"/>
         </w:rPr>
         <w:t>2025</w:t>
       </w:r>
     </w:p>
     <w:p>
       <w:pPr>
-        <w:pStyle w:val="Normal"/>
-        <w:widowControl w:val="false"/>
-        <w:spacing w:lineRule="exact" w:line="130" w:before="6" w:after="0"/>
+        <w:widowControl w:val="0"/>
+        <w:spacing w:before="6" w:line="130" w:lineRule="exact"/>
         <w:rPr>
           <w:rFonts w:ascii="Franklin Gothic Demi" w:hAnsi="Franklin Gothic Demi" w:cs="Franklin Gothic Demi"/>
           <w:sz w:val="13"/>
           <w:szCs w:val="13"/>
         </w:rPr>
       </w:pPr>
-      <w:r>
-        <w:rPr>
-          <w:rFonts w:cs="Franklin Gothic Demi" w:ascii="Franklin Gothic Demi" w:hAnsi="Franklin Gothic Demi"/>
-          <w:sz w:val="13"/>
-          <w:szCs w:val="13"/>
-        </w:rPr>
-      </w:r>
-    </w:p>
-    <w:p>
-      <w:pPr>
-        <w:pStyle w:val="Normal"/>
-        <w:tabs>
-          <w:tab w:val="clear" w:pos="720"/>
-          <w:tab w:val="left" w:pos="2293" w:leader="none"/>
-        </w:tabs>
-        <w:ind w:hanging="660" w:left="630"/>
+    </w:p>
+    <w:p>
+      <w:pPr>
+        <w:tabs>
+          <w:tab w:val="left" w:pos="2293"/>
+        </w:tabs>
+        <w:ind w:left="630" w:hanging="660"/>
         <w:rPr>
           <w:caps/>
         </w:rPr>
@@ -391,35 +321,60 @@
         <w:rPr>
           <w:caps/>
         </w:rPr>
-        <w:t>Experimental Determination of Vibrational Properties of A THIN rectangular wooden plate</w:t>
-      </w:r>
-    </w:p>
-    <w:p>
-      <w:pPr>
-        <w:pStyle w:val="Normal"/>
-        <w:tabs>
-          <w:tab w:val="clear" w:pos="720"/>
-          <w:tab w:val="left" w:pos="1483" w:leader="none"/>
+        <w:t xml:space="preserve">Experimental Determination of Vibrational Properties of </w:t>
+      </w:r>
+      <w:r>
+        <w:rPr>
+          <w:caps/>
+        </w:rPr>
+        <w:t>A rectangular wooden plate</w:t>
+      </w:r>
+    </w:p>
+    <w:p>
+      <w:pPr>
+        <w:tabs>
+          <w:tab w:val="left" w:pos="1483"/>
         </w:tabs>
         <w:ind w:hanging="15"/>
         <w:rPr>
           <w:b/>
         </w:rPr>
       </w:pPr>
+    </w:p>
+    <w:p>
+      <w:pPr>
+        <w:tabs>
+          <w:tab w:val="left" w:pos="1483"/>
+        </w:tabs>
+        <w:ind w:left="-15"/>
+        <w:rPr>
+          <w:caps/>
+        </w:rPr>
+      </w:pPr>
       <w:r>
         <w:rPr>
           <w:b/>
         </w:rPr>
-      </w:r>
-    </w:p>
-    <w:p>
-      <w:pPr>
-        <w:pStyle w:val="Normal"/>
-        <w:tabs>
-          <w:tab w:val="clear" w:pos="720"/>
-          <w:tab w:val="left" w:pos="1483" w:leader="none"/>
-        </w:tabs>
-        <w:ind w:left="-15"/>
+        <w:t xml:space="preserve">Ref Code: </w:t>
+      </w:r>
+      <w:r>
+        <w:t>NEWOP</w:t>
+      </w:r>
+    </w:p>
+    <w:p>
+      <w:pPr>
+        <w:tabs>
+          <w:tab w:val="left" w:pos="1483"/>
+        </w:tabs>
+        <w:ind w:hanging="15"/>
+      </w:pPr>
+    </w:p>
+    <w:p>
+      <w:pPr>
+        <w:tabs>
+          <w:tab w:val="left" w:pos="1483"/>
+        </w:tabs>
+        <w:ind w:hanging="15"/>
         <w:rPr>
           <w:caps/>
         </w:rPr>
@@ -428,136 +383,84 @@
         <w:rPr>
           <w:b/>
         </w:rPr>
-        <w:t xml:space="preserve">Ref Code: </w:t>
-      </w:r>
-      <w:r>
-        <w:rPr/>
-        <w:t>NEWOP</w:t>
-      </w:r>
-    </w:p>
-    <w:p>
-      <w:pPr>
-        <w:pStyle w:val="Normal"/>
-        <w:tabs>
-          <w:tab w:val="clear" w:pos="720"/>
-          <w:tab w:val="left" w:pos="1483" w:leader="none"/>
+        <w:t xml:space="preserve">Type: </w:t>
+      </w:r>
+      <w:r>
+        <w:t>Individual</w:t>
+      </w:r>
+      <w:r>
+        <w:t xml:space="preserve"> </w:t>
+      </w:r>
+    </w:p>
+    <w:p>
+      <w:pPr>
+        <w:tabs>
+          <w:tab w:val="left" w:pos="1483"/>
         </w:tabs>
         <w:ind w:hanging="15"/>
-        <w:rPr/>
-      </w:pPr>
-      <w:r>
-        <w:rPr/>
-      </w:r>
-    </w:p>
-    <w:p>
-      <w:pPr>
-        <w:pStyle w:val="Normal"/>
-        <w:tabs>
-          <w:tab w:val="clear" w:pos="720"/>
-          <w:tab w:val="left" w:pos="1483" w:leader="none"/>
+        <w:rPr>
+          <w:caps/>
+        </w:rPr>
+      </w:pPr>
+    </w:p>
+    <w:p>
+      <w:pPr>
+        <w:tabs>
+          <w:tab w:val="left" w:pos="1483"/>
         </w:tabs>
         <w:ind w:hanging="15"/>
         <w:rPr>
-          <w:caps/>
-        </w:rPr>
-      </w:pPr>
-      <w:r>
-        <w:rPr>
           <w:b/>
-        </w:rPr>
-        <w:t xml:space="preserve">Type: </w:t>
-      </w:r>
-      <w:r>
-        <w:rPr/>
-        <w:t xml:space="preserve">Individual </w:t>
-      </w:r>
-    </w:p>
-    <w:p>
-      <w:pPr>
-        <w:pStyle w:val="Normal"/>
-        <w:tabs>
-          <w:tab w:val="clear" w:pos="720"/>
-          <w:tab w:val="left" w:pos="1483" w:leader="none"/>
+          <w:bCs/>
+        </w:rPr>
+      </w:pPr>
+      <w:r>
+        <w:rPr>
+          <w:b/>
+          <w:bCs/>
+        </w:rPr>
+        <w:t xml:space="preserve">Status: </w:t>
+      </w:r>
+      <w:r>
+        <w:t>New</w:t>
+      </w:r>
+    </w:p>
+    <w:p>
+      <w:pPr>
+        <w:tabs>
+          <w:tab w:val="left" w:pos="1483"/>
         </w:tabs>
         <w:ind w:hanging="15"/>
         <w:rPr>
-          <w:caps/>
-        </w:rPr>
-      </w:pPr>
-      <w:r>
-        <w:rPr>
-          <w:caps/>
-        </w:rPr>
-      </w:r>
-    </w:p>
-    <w:p>
-      <w:pPr>
-        <w:pStyle w:val="Normal"/>
-        <w:tabs>
-          <w:tab w:val="clear" w:pos="720"/>
-          <w:tab w:val="left" w:pos="1483" w:leader="none"/>
+          <w:b/>
+          <w:bCs/>
+        </w:rPr>
+      </w:pPr>
+    </w:p>
+    <w:p>
+      <w:pPr>
+        <w:tabs>
+          <w:tab w:val="left" w:pos="1483"/>
         </w:tabs>
         <w:ind w:hanging="15"/>
+      </w:pPr>
+      <w:r>
         <w:rPr>
           <w:b/>
-          <w:bCs/>
-        </w:rPr>
-      </w:pPr>
+        </w:rPr>
+        <w:t xml:space="preserve">Availability: </w:t>
+      </w:r>
       <w:r>
         <w:rPr>
           <w:b/>
-          <w:bCs/>
-        </w:rPr>
-        <w:t xml:space="preserve">Status: </w:t>
-      </w:r>
-      <w:r>
-        <w:rPr/>
-        <w:t>New</w:t>
-      </w:r>
-    </w:p>
-    <w:p>
-      <w:pPr>
-        <w:pStyle w:val="Normal"/>
-        <w:tabs>
-          <w:tab w:val="clear" w:pos="720"/>
-          <w:tab w:val="left" w:pos="1483" w:leader="none"/>
-        </w:tabs>
-        <w:ind w:hanging="15"/>
-        <w:rPr>
-          <w:b/>
-          <w:bCs/>
-        </w:rPr>
-      </w:pPr>
-      <w:r>
-        <w:rPr>
-          <w:b/>
-          <w:bCs/>
-        </w:rPr>
-      </w:r>
-    </w:p>
-    <w:p>
-      <w:pPr>
-        <w:pStyle w:val="Normal"/>
-        <w:tabs>
-          <w:tab w:val="clear" w:pos="720"/>
-          <w:tab w:val="left" w:pos="1483" w:leader="none"/>
-        </w:tabs>
-        <w:ind w:hanging="15"/>
-        <w:rPr/>
-      </w:pPr>
-      <w:r>
-        <w:rPr>
-          <w:b/>
-        </w:rPr>
-        <w:t>Availability: 1</w:t>
-      </w:r>
-    </w:p>
-    <w:p>
-      <w:pPr>
-        <w:pStyle w:val="Normal"/>
-        <w:tabs>
-          <w:tab w:val="clear" w:pos="720"/>
-          <w:tab w:val="left" w:pos="1483" w:leader="none"/>
+        </w:rPr>
+        <w:t>2</w:t>
+      </w:r>
+    </w:p>
+    <w:p>
+      <w:pPr>
+        <w:tabs>
+          <w:tab w:val="left" w:pos="1483"/>
         </w:tabs>
         <w:ind w:hanging="15"/>
         <w:rPr>
@@ -565,17 +468,11 @@
           <w:caps/>
         </w:rPr>
       </w:pPr>
-      <w:r>
-        <w:rPr>
-          <w:b/>
-          <w:caps/>
-        </w:rPr>
-      </w:r>
     </w:p>
     <w:p>
       <w:pPr>
         <w:pStyle w:val="BlockText"/>
-        <w:spacing w:before="0" w:after="0"/>
+        <w:spacing w:before="0"/>
         <w:ind w:left="0" w:right="0"/>
         <w:jc w:val="left"/>
         <w:rPr>
@@ -593,8 +490,7 @@
     </w:p>
     <w:p>
       <w:pPr>
-        <w:pStyle w:val="Normal"/>
-        <w:widowControl w:val="false"/>
+        <w:widowControl w:val="0"/>
         <w:ind w:right="58"/>
         <w:jc w:val="both"/>
         <w:rPr>
@@ -605,31 +501,198 @@
         <w:rPr>
           <w:bCs/>
         </w:rPr>
-        <w:t>Experimental: A wooden rectangular thin plate will be placed under an appropriate speaker. The boundaries of the thin plate will be adjusted accordingly (clamped or simply-supported). A granular material will be poured onto the plate. The plate will be exposed to pure sine sound waves (forced vibration) with an increasing frequency, hence a frequency sweep. Thus, from the formation of Chladni patterns, several natural frequencies of the plate will be determined. There might be additional experiments with other sensors in place.</w:t>
-      </w:r>
-    </w:p>
-    <w:p>
-      <w:pPr>
-        <w:pStyle w:val="Normal"/>
-        <w:widowControl w:val="false"/>
+        <w:t>Experimental</w:t>
+      </w:r>
+      <w:r>
+        <w:rPr>
+          <w:bCs/>
+        </w:rPr>
+        <w:t xml:space="preserve">: </w:t>
+      </w:r>
+      <w:r>
+        <w:rPr>
+          <w:bCs/>
+        </w:rPr>
+        <w:t>A wooden rectangular</w:t>
+      </w:r>
+      <w:r>
+        <w:rPr>
+          <w:bCs/>
+        </w:rPr>
+        <w:t xml:space="preserve"> thin</w:t>
+      </w:r>
+      <w:r>
+        <w:rPr>
+          <w:bCs/>
+        </w:rPr>
+        <w:t xml:space="preserve"> plate </w:t>
+      </w:r>
+      <w:r>
+        <w:rPr>
+          <w:bCs/>
+        </w:rPr>
+        <w:t>will be placed under a</w:t>
+      </w:r>
+      <w:r>
+        <w:rPr>
+          <w:bCs/>
+        </w:rPr>
+        <w:t>n appropriate speaker</w:t>
+      </w:r>
+      <w:r>
+        <w:rPr>
+          <w:bCs/>
+        </w:rPr>
+        <w:t xml:space="preserve">. The boundaries of the thin plate </w:t>
+      </w:r>
+      <w:r>
+        <w:rPr>
+          <w:bCs/>
+        </w:rPr>
+        <w:t>will be adjusted accordingly (clamped</w:t>
+      </w:r>
+      <w:r>
+        <w:rPr>
+          <w:bCs/>
+        </w:rPr>
+        <w:t xml:space="preserve"> or simply-supported</w:t>
+      </w:r>
+      <w:r>
+        <w:rPr>
+          <w:bCs/>
+        </w:rPr>
+        <w:t>)</w:t>
+      </w:r>
+      <w:r>
+        <w:rPr>
+          <w:bCs/>
+        </w:rPr>
+        <w:t xml:space="preserve">. </w:t>
+      </w:r>
+      <w:r>
+        <w:rPr>
+          <w:bCs/>
+        </w:rPr>
+        <w:t xml:space="preserve">A granular material will be poured onto the plate. </w:t>
+      </w:r>
+      <w:r>
+        <w:rPr>
+          <w:bCs/>
+        </w:rPr>
+        <w:t xml:space="preserve">The plate will be exposed to </w:t>
+      </w:r>
+      <w:r>
+        <w:rPr>
+          <w:bCs/>
+        </w:rPr>
+        <w:t>pure sine sound waves (forced vibration)</w:t>
+      </w:r>
+      <w:r>
+        <w:rPr>
+          <w:bCs/>
+        </w:rPr>
+        <w:t xml:space="preserve"> with an increasing frequency, hence a frequency sweep. </w:t>
+      </w:r>
+      <w:r>
+        <w:rPr>
+          <w:bCs/>
+        </w:rPr>
+        <w:t xml:space="preserve">Thus, from the </w:t>
+      </w:r>
+      <w:r>
+        <w:rPr>
+          <w:bCs/>
+        </w:rPr>
+        <w:t>formation of Chladni patterns</w:t>
+      </w:r>
+      <w:r>
+        <w:rPr>
+          <w:bCs/>
+        </w:rPr>
+        <w:t xml:space="preserve">, </w:t>
+      </w:r>
+      <w:r>
+        <w:rPr>
+          <w:bCs/>
+        </w:rPr>
+        <w:t xml:space="preserve">several </w:t>
+      </w:r>
+      <w:r>
+        <w:rPr>
+          <w:bCs/>
+        </w:rPr>
+        <w:t xml:space="preserve">natural frequencies of the plate </w:t>
+      </w:r>
+      <w:r>
+        <w:rPr>
+          <w:bCs/>
+        </w:rPr>
+        <w:t xml:space="preserve">will be determined. There might be additional </w:t>
+      </w:r>
+      <w:r>
+        <w:rPr>
+          <w:bCs/>
+        </w:rPr>
+        <w:t>experiments with other sensors</w:t>
+      </w:r>
+      <w:r>
+        <w:rPr>
+          <w:bCs/>
+        </w:rPr>
+        <w:t xml:space="preserve"> in place.</w:t>
+      </w:r>
+    </w:p>
+    <w:p>
+      <w:pPr>
+        <w:widowControl w:val="0"/>
         <w:ind w:right="58"/>
         <w:jc w:val="both"/>
         <w:rPr>
           <w:bCs/>
         </w:rPr>
       </w:pPr>
-      <w:r>
-        <w:rPr>
-          <w:bCs/>
-        </w:rPr>
-      </w:r>
-    </w:p>
-    <w:p>
-      <w:pPr>
-        <w:pStyle w:val="Normal"/>
-        <w:widowControl w:val="false"/>
+    </w:p>
+    <w:p>
+      <w:pPr>
+        <w:widowControl w:val="0"/>
+        <w:ind w:right="58"/>
+        <w:jc w:val="both"/>
+        <w:rPr>
+          <w:bCs/>
+        </w:rPr>
+      </w:pPr>
+      <w:r>
+        <w:rPr>
+          <w:bCs/>
+        </w:rPr>
+        <w:t xml:space="preserve">Finite Element: The plate used in the experimental study will be modeled in ANSYS, FEAP, and another finite element program might be included. Modal analysis will be carried out with the precise data collected and documented by the students of where the plate is cut from the tree and with the material properties of the type of </w:t>
+      </w:r>
+      <w:r>
+        <w:rPr>
+          <w:bCs/>
+        </w:rPr>
+        <w:t>wood</w:t>
+      </w:r>
+      <w:r>
+        <w:rPr>
+          <w:bCs/>
+        </w:rPr>
+        <w:t xml:space="preserve"> which the plate used in the experiments is made of. The experimental and finite element results will be compared.</w:t>
+      </w:r>
+    </w:p>
+    <w:p>
+      <w:pPr>
+        <w:widowControl w:val="0"/>
+        <w:ind w:right="58"/>
+        <w:rPr>
+          <w:bCs/>
+        </w:rPr>
+      </w:pPr>
+    </w:p>
+    <w:p>
+      <w:pPr>
+        <w:widowControl w:val="0"/>
         <w:ind w:right="-20"/>
-        <w:rPr/>
       </w:pPr>
       <w:r>
         <w:rPr>
@@ -641,88 +704,111 @@
     </w:p>
     <w:p>
       <w:pPr>
-        <w:pStyle w:val="Normal"/>
-        <w:widowControl w:val="false"/>
+        <w:widowControl w:val="0"/>
         <w:ind w:left="502" w:right="-20"/>
-        <w:rPr/>
-      </w:pPr>
-      <w:r>
-        <w:rPr/>
-      </w:r>
-    </w:p>
-    <w:p>
-      <w:pPr>
-        <w:pStyle w:val="Normal"/>
-        <w:widowControl w:val="false"/>
+      </w:pPr>
+    </w:p>
+    <w:p>
+      <w:pPr>
+        <w:widowControl w:val="0"/>
         <w:numPr>
           <w:ilvl w:val="0"/>
           <w:numId w:val="1"/>
         </w:numPr>
-        <w:ind w:hanging="360" w:left="720" w:right="-20"/>
-        <w:rPr/>
-      </w:pPr>
-      <w:r>
-        <w:rPr/>
-        <w:t>Design and build the boundary condition fixture and experimental setup</w:t>
-      </w:r>
-    </w:p>
-    <w:p>
-      <w:pPr>
-        <w:pStyle w:val="Normal"/>
-        <w:widowControl w:val="false"/>
+        <w:ind w:right="-20"/>
+      </w:pPr>
+      <w:r>
+        <w:t>Design and build the boundary</w:t>
+      </w:r>
+      <w:r>
+        <w:t xml:space="preserve"> </w:t>
+      </w:r>
+      <w:r>
+        <w:t>condition fixture and experimental setup</w:t>
+      </w:r>
+      <w:r>
+        <w:t>.</w:t>
+      </w:r>
+    </w:p>
+    <w:p>
+      <w:pPr>
+        <w:widowControl w:val="0"/>
         <w:numPr>
           <w:ilvl w:val="0"/>
           <w:numId w:val="1"/>
         </w:numPr>
-        <w:ind w:hanging="360" w:left="720" w:right="-20"/>
-        <w:rPr/>
+        <w:ind w:right="-20"/>
       </w:pPr>
       <w:r>
         <w:rPr>
           <w:position w:val="-1"/>
         </w:rPr>
-        <w:t xml:space="preserve">Plan and conduct frequency-sweep tests; record and process Chladni patterns </w:t>
-      </w:r>
-    </w:p>
-    <w:p>
-      <w:pPr>
-        <w:pStyle w:val="Normal"/>
-        <w:widowControl w:val="false"/>
+        <w:t>Plan and conduct frequency-sweep tests; record and process Chladni patterns</w:t>
+      </w:r>
+      <w:r>
+        <w:rPr>
+          <w:position w:val="-1"/>
+        </w:rPr>
+        <w:t>.</w:t>
+      </w:r>
+    </w:p>
+    <w:p>
+      <w:pPr>
+        <w:widowControl w:val="0"/>
         <w:numPr>
           <w:ilvl w:val="0"/>
           <w:numId w:val="1"/>
         </w:numPr>
-        <w:ind w:hanging="360" w:left="720" w:right="-20"/>
-        <w:rPr/>
+        <w:ind w:right="-20"/>
       </w:pPr>
       <w:r>
         <w:rPr>
           <w:position w:val="-1"/>
         </w:rPr>
-        <w:t>Document wood provenance (species, cut) and results</w:t>
-      </w:r>
-    </w:p>
-    <w:p>
-      <w:pPr>
-        <w:pStyle w:val="Normal"/>
-        <w:widowControl w:val="false"/>
-        <w:spacing w:lineRule="exact" w:line="260" w:before="15" w:after="0"/>
+        <w:t>Develop FE models (orthotropic plate, proper BCs)</w:t>
+      </w:r>
+      <w:r>
+        <w:rPr>
+          <w:position w:val="-1"/>
+        </w:rPr>
+        <w:t>.</w:t>
+      </w:r>
+    </w:p>
+    <w:p>
+      <w:pPr>
+        <w:widowControl w:val="0"/>
+        <w:numPr>
+          <w:ilvl w:val="0"/>
+          <w:numId w:val="1"/>
+        </w:numPr>
+        <w:ind w:right="-20"/>
+      </w:pPr>
+      <w:r>
+        <w:rPr>
+          <w:position w:val="-1"/>
+        </w:rPr>
+        <w:t>Document wood provenance (species, cut)</w:t>
+      </w:r>
+      <w:r>
+        <w:rPr>
+          <w:position w:val="-1"/>
+        </w:rPr>
+        <w:t xml:space="preserve"> and results.</w:t>
+      </w:r>
+    </w:p>
+    <w:p>
+      <w:pPr>
+        <w:widowControl w:val="0"/>
+        <w:spacing w:before="15" w:line="260" w:lineRule="exact"/>
         <w:rPr>
           <w:sz w:val="26"/>
           <w:szCs w:val="26"/>
         </w:rPr>
       </w:pPr>
-      <w:r>
-        <w:rPr>
-          <w:sz w:val="26"/>
-          <w:szCs w:val="26"/>
-        </w:rPr>
-      </w:r>
-    </w:p>
-    <w:p>
-      <w:pPr>
-        <w:pStyle w:val="Normal"/>
-        <w:widowControl w:val="false"/>
+    </w:p>
+    <w:p>
+      <w:pPr>
+        <w:widowControl w:val="0"/>
         <w:ind w:right="-20"/>
         <w:rPr>
           <w:b/>
@@ -734,135 +820,26 @@
           <w:b/>
           <w:bCs/>
         </w:rPr>
-        <w:t>Related UN Sustainable Development Goals:</w:t>
-      </w:r>
-    </w:p>
-    <w:p>
-      <w:pPr>
-        <w:pStyle w:val="Normal"/>
-        <w:numPr>
-          <w:ilvl w:val="0"/>
-          <w:numId w:val="3"/>
-        </w:numPr>
-        <w:suppressAutoHyphens w:val="false"/>
-        <w:ind w:hanging="357" w:left="714"/>
-        <w:rPr>
-          <w:rFonts w:eastAsia="Times New Roman"/>
-          <w:lang w:eastAsia="tr-TR"/>
-        </w:rPr>
-      </w:pPr>
-      <w:r>
-        <w:rPr>
-          <w:rFonts w:eastAsia="Times New Roman"/>
-          <w:b/>
-          <w:bCs/>
-          <w:lang w:eastAsia="tr-TR"/>
-        </w:rPr>
-        <w:t>SDG</w:t>
-      </w:r>
-      <w:r>
-        <w:rPr>
-          <w:rFonts w:eastAsia="Times New Roman"/>
-          <w:b/>
-          <w:bCs/>
-          <w:lang w:eastAsia="tr-TR"/>
-        </w:rPr>
-        <w:t xml:space="preserve"> </w:t>
-      </w:r>
-      <w:r>
-        <w:rPr>
-          <w:rFonts w:eastAsia="Times New Roman"/>
-          <w:b/>
-          <w:bCs/>
-          <w:lang w:eastAsia="tr-TR"/>
-        </w:rPr>
-        <w:t>4</w:t>
-      </w:r>
-      <w:r>
-        <w:rPr>
-          <w:rFonts w:eastAsia="Times New Roman"/>
-          <w:b/>
-          <w:bCs/>
-          <w:lang w:eastAsia="tr-TR"/>
-        </w:rPr>
-        <w:t>:</w:t>
-      </w:r>
-      <w:r>
-        <w:rPr>
-          <w:rFonts w:eastAsia="Times New Roman"/>
-          <w:lang w:eastAsia="tr-TR"/>
-        </w:rPr>
-        <w:t xml:space="preserve"> </w:t>
-      </w:r>
-      <w:r>
-        <w:rPr>
-          <w:rFonts w:eastAsia="Times New Roman"/>
-          <w:lang w:eastAsia="tr-TR"/>
-        </w:rPr>
-        <w:t>Quality Education</w:t>
-      </w:r>
-    </w:p>
-    <w:p>
-      <w:pPr>
-        <w:pStyle w:val="Normal"/>
-        <w:widowControl w:val="false"/>
+        <w:t>Required Qualifications and Skills:</w:t>
+      </w:r>
+    </w:p>
+    <w:p>
+      <w:pPr>
+        <w:widowControl w:val="0"/>
         <w:ind w:right="-20"/>
-        <w:rPr>
-          <w:b/>
-          <w:bCs/>
-        </w:rPr>
-      </w:pPr>
-      <w:r>
-        <w:rPr>
-          <w:rFonts w:eastAsia="Times New Roman"/>
-          <w:b/>
-          <w:bCs/>
-          <w:lang w:eastAsia="tr-TR"/>
-        </w:rPr>
-      </w:r>
-    </w:p>
-    <w:p>
-      <w:pPr>
-        <w:pStyle w:val="Normal"/>
-        <w:widowControl w:val="false"/>
-        <w:ind w:right="-20"/>
-        <w:rPr>
-          <w:b/>
-          <w:bCs/>
-        </w:rPr>
-      </w:pPr>
-      <w:r>
-        <w:rPr>
-          <w:b/>
-          <w:bCs/>
-        </w:rPr>
-        <w:t>Required Qualifications and Skills:</w:t>
-      </w:r>
-    </w:p>
-    <w:p>
-      <w:pPr>
-        <w:pStyle w:val="Normal"/>
-        <w:widowControl w:val="false"/>
-        <w:ind w:right="-20"/>
-        <w:rPr/>
-      </w:pPr>
-      <w:r>
-        <w:rPr/>
-      </w:r>
+      </w:pPr>
     </w:p>
     <w:p>
       <w:pPr>
         <w:pStyle w:val="ListParagraph"/>
-        <w:widowControl w:val="false"/>
+        <w:widowControl w:val="0"/>
         <w:numPr>
           <w:ilvl w:val="0"/>
           <w:numId w:val="2"/>
         </w:numPr>
-        <w:ind w:hanging="360" w:left="720" w:right="-20"/>
-        <w:rPr/>
-      </w:pPr>
-      <w:r>
-        <w:rPr/>
+        <w:ind w:right="-20"/>
+      </w:pPr>
+      <w:r>
         <w:t>Carefulness in experimental work</w:t>
       </w:r>
     </w:p>
@@ -873,29 +850,28 @@
           <w:ilvl w:val="0"/>
           <w:numId w:val="2"/>
         </w:numPr>
-        <w:spacing w:before="0" w:after="0"/>
-        <w:ind w:hanging="360" w:left="720" w:right="0"/>
+        <w:spacing w:before="0"/>
+        <w:ind w:right="0"/>
         <w:jc w:val="left"/>
-        <w:rPr/>
-      </w:pPr>
-      <w:r>
-        <w:rPr/>
-        <w:t>Basic knowledge of vibration analysis</w:t>
+      </w:pPr>
+      <w:r>
+        <w:t xml:space="preserve">Basic knowledge of </w:t>
+      </w:r>
+      <w:r>
+        <w:t>vibration analysis and finite element analysis</w:t>
       </w:r>
     </w:p>
     <w:p>
       <w:pPr>
         <w:pStyle w:val="ListParagraph"/>
-        <w:widowControl w:val="false"/>
+        <w:widowControl w:val="0"/>
         <w:numPr>
           <w:ilvl w:val="0"/>
           <w:numId w:val="2"/>
         </w:numPr>
-        <w:ind w:hanging="360" w:left="720" w:right="-20"/>
-        <w:rPr/>
-      </w:pPr>
-      <w:r>
-        <w:rPr/>
+        <w:ind w:right="-20"/>
+      </w:pPr>
+      <w:r>
         <w:t>Some coding might be required (Matlab, Octave)</w:t>
       </w:r>
     </w:p>
@@ -906,13 +882,11 @@
           <w:ilvl w:val="0"/>
           <w:numId w:val="2"/>
         </w:numPr>
-        <w:spacing w:before="0" w:after="0"/>
-        <w:ind w:hanging="360" w:left="720" w:right="0"/>
+        <w:spacing w:before="0"/>
+        <w:ind w:right="0"/>
         <w:jc w:val="left"/>
-        <w:rPr/>
-      </w:pPr>
-      <w:r>
-        <w:rPr/>
+      </w:pPr>
+      <w:r>
         <w:t xml:space="preserve">The project will be </w:t>
       </w:r>
       <w:r>
@@ -922,7 +896,6 @@
         <w:t>on campus</w:t>
       </w:r>
       <w:r>
-        <w:rPr/>
         <w:t>.</w:t>
       </w:r>
     </w:p>
@@ -933,40 +906,124 @@
           <w:ilvl w:val="0"/>
           <w:numId w:val="2"/>
         </w:numPr>
-        <w:spacing w:before="0" w:after="0"/>
-        <w:ind w:hanging="360" w:left="720" w:right="0"/>
+        <w:spacing w:before="0"/>
+        <w:ind w:right="0"/>
         <w:jc w:val="left"/>
-        <w:rPr/>
-      </w:pPr>
-      <w:r>
-        <w:rPr/>
-        <w:t>Might require the student to travel to the atelier/workshop (out of İstanbul, Yalova) of a well-known (by luthiers) wooden plate supplier, at least once.</w:t>
-      </w:r>
-    </w:p>
-    <w:p>
-      <w:pPr>
-        <w:pStyle w:val="Normal"/>
-        <w:widowControl w:val="false"/>
+      </w:pPr>
+      <w:r>
+        <w:t>Might require</w:t>
+      </w:r>
+      <w:r>
+        <w:t xml:space="preserve"> the students to</w:t>
+      </w:r>
+      <w:r>
+        <w:t xml:space="preserve"> travel to </w:t>
+      </w:r>
+      <w:r>
+        <w:t xml:space="preserve">the </w:t>
+      </w:r>
+      <w:r>
+        <w:t>atelier</w:t>
+      </w:r>
+      <w:r>
+        <w:t>/workshop</w:t>
+      </w:r>
+      <w:r>
+        <w:t xml:space="preserve"> (out of </w:t>
+      </w:r>
+      <w:r>
+        <w:t>İstanbul)</w:t>
+      </w:r>
+      <w:r>
+        <w:t xml:space="preserve"> of a well-known (by luthiers) </w:t>
+      </w:r>
+      <w:r>
+        <w:t xml:space="preserve">wooden plate </w:t>
+      </w:r>
+      <w:r>
+        <w:t>supplier</w:t>
+      </w:r>
+      <w:r>
+        <w:t>,</w:t>
+      </w:r>
+      <w:r>
+        <w:t xml:space="preserve"> at least once.</w:t>
+      </w:r>
+    </w:p>
+    <w:p>
+      <w:pPr>
+        <w:pStyle w:val="BlockText"/>
+        <w:spacing w:before="0"/>
+        <w:ind w:left="0" w:right="0"/>
+        <w:jc w:val="left"/>
+      </w:pPr>
+    </w:p>
+    <w:p>
+      <w:pPr>
+        <w:widowControl w:val="0"/>
         <w:ind w:right="-20"/>
-        <w:rPr/>
-      </w:pPr>
-      <w:r>
-        <w:rPr/>
-      </w:r>
-    </w:p>
-    <w:p>
-      <w:pPr>
-        <w:pStyle w:val="Normal"/>
-        <w:widowControl w:val="false"/>
-        <w:spacing w:lineRule="exact" w:line="293"/>
+        <w:rPr>
+          <w:b/>
+          <w:bCs/>
+        </w:rPr>
+      </w:pPr>
+      <w:r>
+        <w:rPr>
+          <w:b/>
+          <w:bCs/>
+        </w:rPr>
+        <w:t>Related UN Sustainable Development Goals:</w:t>
+      </w:r>
+    </w:p>
+    <w:p>
+      <w:pPr>
+        <w:widowControl w:val="0"/>
         <w:ind w:right="-20"/>
         <w:rPr>
-          <w:color w:val="000000"/>
-        </w:rPr>
-      </w:pPr>
-      <w:r>
-        <w:rPr>
           <w:b/>
+          <w:bCs/>
+        </w:rPr>
+      </w:pPr>
+    </w:p>
+    <w:p>
+      <w:pPr>
+        <w:widowControl w:val="0"/>
+        <w:numPr>
+          <w:ilvl w:val="0"/>
+          <w:numId w:val="6"/>
+        </w:numPr>
+      </w:pPr>
+      <w:r>
+        <w:t>No.</w:t>
+      </w:r>
+      <w:r>
+        <w:t>4</w:t>
+      </w:r>
+      <w:r>
+        <w:t xml:space="preserve"> </w:t>
+      </w:r>
+      <w:r>
+        <w:t>Quality Education</w:t>
+      </w:r>
+    </w:p>
+    <w:p>
+      <w:pPr>
+        <w:widowControl w:val="0"/>
+        <w:ind w:right="-20"/>
+      </w:pPr>
+    </w:p>
+    <w:p>
+      <w:pPr>
+        <w:widowControl w:val="0"/>
+        <w:spacing w:line="293" w:lineRule="exact"/>
+        <w:ind w:right="-20"/>
+        <w:rPr>
+          <w:color w:val="000000"/>
+        </w:rPr>
+      </w:pPr>
+      <w:r>
+        <w:rPr>
+          <w:b/>
           <w:color w:val="000000"/>
         </w:rPr>
         <w:t>Difficulty</w:t>
@@ -976,41 +1033,86 @@
           <w:color w:val="000000"/>
         </w:rPr>
         <w:t>:</w:t>
+      </w:r>
+      <w:r>
+        <w:rPr>
+          <w:color w:val="000000"/>
+        </w:rPr>
         <w:tab/>
+      </w:r>
+      <w:r>
+        <w:rPr>
+          <w:color w:val="000000"/>
+        </w:rPr>
         <w:tab/>
-        <w:t>high ( )</w:t>
+        <w:t>high (</w:t>
+      </w:r>
+      <w:r>
+        <w:rPr>
+          <w:color w:val="000000"/>
+        </w:rPr>
+        <w:t xml:space="preserve"> </w:t>
+      </w:r>
+      <w:r>
+        <w:rPr>
+          <w:color w:val="000000"/>
+        </w:rPr>
+        <w:t>)</w:t>
+      </w:r>
+      <w:r>
+        <w:rPr>
+          <w:color w:val="000000"/>
+        </w:rPr>
         <w:tab/>
+      </w:r>
+      <w:r>
+        <w:rPr>
+          <w:color w:val="000000"/>
+        </w:rPr>
         <w:tab/>
-        <w:t>medium (X)</w:t>
+        <w:t>medium (</w:t>
+      </w:r>
+      <w:r>
+        <w:rPr>
+          <w:color w:val="000000"/>
+        </w:rPr>
+        <w:t>X</w:t>
+      </w:r>
+      <w:r>
+        <w:rPr>
+          <w:color w:val="000000"/>
+        </w:rPr>
+        <w:t>)</w:t>
+      </w:r>
+      <w:r>
+        <w:rPr>
+          <w:color w:val="000000"/>
+        </w:rPr>
         <w:tab/>
+      </w:r>
+      <w:r>
+        <w:rPr>
+          <w:color w:val="000000"/>
+        </w:rPr>
         <w:tab/>
         <w:t>low ( )</w:t>
       </w:r>
     </w:p>
     <w:p>
       <w:pPr>
-        <w:pStyle w:val="Normal"/>
-        <w:widowControl w:val="false"/>
-        <w:spacing w:lineRule="exact" w:line="200"/>
+        <w:widowControl w:val="0"/>
+        <w:spacing w:line="200" w:lineRule="exact"/>
         <w:rPr>
           <w:color w:val="000000"/>
           <w:sz w:val="20"/>
           <w:szCs w:val="20"/>
         </w:rPr>
       </w:pPr>
-      <w:r>
-        <w:rPr>
-          <w:color w:val="000000"/>
-          <w:sz w:val="20"/>
-          <w:szCs w:val="20"/>
-        </w:rPr>
-      </w:r>
-    </w:p>
-    <w:p>
-      <w:pPr>
-        <w:pStyle w:val="Normal"/>
-        <w:widowControl w:val="false"/>
-        <w:spacing w:lineRule="exact" w:line="293"/>
+    </w:p>
+    <w:p>
+      <w:pPr>
+        <w:widowControl w:val="0"/>
+        <w:spacing w:line="293" w:lineRule="exact"/>
         <w:ind w:right="-20"/>
         <w:rPr>
           <w:color w:val="000000"/>
@@ -1028,138 +1130,263 @@
           <w:color w:val="000000"/>
         </w:rPr>
         <w:t xml:space="preserve">: </w:t>
+      </w:r>
+      <w:r>
+        <w:rPr>
+          <w:color w:val="000000"/>
+        </w:rPr>
         <w:tab/>
-        <w:t>high ( )</w:t>
+        <w:t>high (</w:t>
+      </w:r>
+      <w:r>
+        <w:rPr>
+          <w:color w:val="000000"/>
+        </w:rPr>
+        <w:t xml:space="preserve"> </w:t>
+      </w:r>
+      <w:r>
+        <w:rPr>
+          <w:color w:val="000000"/>
+        </w:rPr>
+        <w:t>)</w:t>
+      </w:r>
+      <w:r>
+        <w:rPr>
+          <w:color w:val="000000"/>
+        </w:rPr>
         <w:tab/>
+      </w:r>
+      <w:r>
+        <w:rPr>
+          <w:color w:val="000000"/>
+        </w:rPr>
         <w:tab/>
-        <w:t>medium (X)</w:t>
+        <w:t>medium (</w:t>
+      </w:r>
+      <w:r>
+        <w:rPr>
+          <w:color w:val="000000"/>
+        </w:rPr>
+        <w:t>X</w:t>
+      </w:r>
+      <w:r>
+        <w:rPr>
+          <w:color w:val="000000"/>
+        </w:rPr>
+        <w:t>)</w:t>
+      </w:r>
+      <w:r>
+        <w:rPr>
+          <w:color w:val="000000"/>
+        </w:rPr>
         <w:tab/>
+      </w:r>
+      <w:r>
+        <w:rPr>
+          <w:color w:val="000000"/>
+        </w:rPr>
         <w:tab/>
         <w:t>low ( )</w:t>
       </w:r>
     </w:p>
     <w:p>
       <w:pPr>
-        <w:pStyle w:val="Normal"/>
-        <w:widowControl w:val="false"/>
-        <w:spacing w:lineRule="exact" w:line="293"/>
+        <w:widowControl w:val="0"/>
+        <w:spacing w:line="293" w:lineRule="exact"/>
         <w:ind w:right="-20"/>
         <w:rPr>
           <w:color w:val="000000"/>
         </w:rPr>
       </w:pPr>
-      <w:r>
-        <w:rPr>
-          <w:color w:val="000000"/>
-        </w:rPr>
-      </w:r>
-    </w:p>
-    <w:p>
-      <w:pPr>
-        <w:pStyle w:val="Normal"/>
-        <w:widowControl w:val="false"/>
-        <w:spacing w:lineRule="exact" w:line="293"/>
+    </w:p>
+    <w:p>
+      <w:pPr>
+        <w:widowControl w:val="0"/>
+        <w:spacing w:line="293" w:lineRule="exact"/>
         <w:ind w:right="-20"/>
-        <w:rPr>
-          <w:color w:val="000000"/>
-        </w:rPr>
       </w:pPr>
       <w:r>
         <w:rPr>
           <w:color w:val="000000"/>
         </w:rPr>
         <w:t>Estimated expense:</w:t>
+      </w:r>
+      <w:r>
+        <w:rPr>
+          <w:color w:val="000000"/>
+        </w:rPr>
         <w:tab/>
-        <w:t>1000 TL</w:t>
-      </w:r>
-    </w:p>
-    <w:p>
-      <w:pPr>
-        <w:pStyle w:val="Normal"/>
-        <w:widowControl w:val="false"/>
-        <w:spacing w:lineRule="exact" w:line="200"/>
-        <w:rPr>
-          <w:color w:val="000000"/>
-          <w:sz w:val="20"/>
-          <w:szCs w:val="20"/>
-        </w:rPr>
-      </w:pPr>
-      <w:r>
-        <w:rPr>
-          <w:color w:val="000000"/>
-          <w:sz w:val="20"/>
-          <w:szCs w:val="20"/>
-        </w:rPr>
-      </w:r>
-    </w:p>
-    <w:p>
-      <w:pPr>
-        <w:pStyle w:val="Normal"/>
-        <w:widowControl w:val="false"/>
-        <w:spacing w:lineRule="exact" w:line="200"/>
-        <w:rPr>
-          <w:color w:val="000000"/>
-          <w:sz w:val="20"/>
-          <w:szCs w:val="20"/>
-        </w:rPr>
-      </w:pPr>
-      <w:r>
-        <w:rPr>
-          <w:color w:val="000000"/>
-          <w:sz w:val="20"/>
-          <w:szCs w:val="20"/>
-        </w:rPr>
-      </w:r>
-    </w:p>
-    <w:p>
-      <w:pPr>
-        <w:pStyle w:val="Normal"/>
-        <w:widowControl w:val="false"/>
-        <w:spacing w:lineRule="exact" w:line="200"/>
-        <w:rPr>
-          <w:color w:val="000000"/>
-          <w:sz w:val="20"/>
-          <w:szCs w:val="20"/>
-        </w:rPr>
-      </w:pPr>
-      <w:r>
-        <w:rPr>
-          <w:color w:val="000000"/>
-          <w:sz w:val="20"/>
-          <w:szCs w:val="20"/>
-        </w:rPr>
-      </w:r>
-    </w:p>
-    <w:p>
-      <w:pPr>
-        <w:pStyle w:val="Normal"/>
-        <w:widowControl w:val="false"/>
-        <w:spacing w:before="29" w:after="0"/>
-        <w:ind w:right="1259"/>
-        <w:jc w:val="right"/>
-        <w:rPr/>
-      </w:pPr>
-      <w:r>
-        <w:rPr/>
-        <w:t>1</w:t>
+      </w:r>
+      <w:r>
+        <w:rPr>
+          <w:color w:val="000000"/>
+        </w:rPr>
+        <w:t>100</w:t>
+      </w:r>
+      <w:r>
+        <w:rPr>
+          <w:color w:val="000000"/>
+        </w:rPr>
+        <w:t>0 TL</w:t>
       </w:r>
     </w:p>
     <w:sectPr>
-      <w:type w:val="nextPage"/>
       <w:pgSz w:w="11906" w:h="16838"/>
-      <w:pgMar w:left="1560" w:right="1640" w:gutter="0" w:header="0" w:top="480" w:footer="0" w:bottom="280"/>
-      <w:pgNumType w:fmt="decimal"/>
-      <w:formProt w:val="false"/>
-      <w:textDirection w:val="lrTb"/>
-      <w:docGrid w:type="default" w:linePitch="100" w:charSpace="0"/>
+      <w:pgMar w:top="480" w:right="1640" w:bottom="280" w:left="1560" w:header="0" w:footer="0" w:gutter="0"/>
+      <w:cols w:space="720"/>
+      <w:formProt w:val="0"/>
+      <w:docGrid w:linePitch="100"/>
     </w:sectPr>
   </w:body>
 </w:document>
 </file>
 
 <file path=word/numbering.xml><?xml version="1.0" encoding="utf-8"?>
-<w:numbering xmlns:w="http://schemas.openxmlformats.org/wordprocessingml/2006/main" xmlns:o="urn:schemas-microsoft-com:office:office" xmlns:r="http://schemas.openxmlformats.org/officeDocument/2006/relationships" xmlns:v="urn:schemas-microsoft-com:vml" xmlns:mc="http://schemas.openxmlformats.org/markup-compatibility/2006" xmlns:w14="http://schemas.microsoft.com/office/word/2010/wordml" mc:Ignorable="w14">
-  <w:abstractNum w:abstractNumId="1">
+<w:numbering xmlns:wpc="http://schemas.microsoft.com/office/word/2010/wordprocessingCanvas" xmlns:cx="http://schemas.microsoft.com/office/drawing/2014/chartex" xmlns:cx1="http://schemas.microsoft.com/office/drawing/2015/9/8/chartex" xmlns:cx2="http://schemas.microsoft.com/office/drawing/2015/10/21/chartex" xmlns:cx3="http://schemas.microsoft.com/office/drawing/2016/5/9/chartex" xmlns:cx4="http://schemas.microsoft.com/office/drawing/2016/5/10/chartex" xmlns:cx5="http://schemas.microsoft.com/office/drawing/2016/5/11/chartex" xmlns:cx6="http://schemas.microsoft.com/office/drawing/2016/5/12/chartex" xmlns:cx7="http://schemas.microsoft.com/office/drawing/2016/5/13/chartex" xmlns:cx8="http://schemas.microsoft.com/office/drawing/2016/5/14/chartex" xmlns:mc="http://schemas.openxmlformats.org/markup-compatibility/2006" xmlns:aink="http://schemas.microsoft.com/office/drawing/2016/ink" xmlns:am3d="http://schemas.microsoft.com/office/drawing/2017/model3d" xmlns:o="urn:schemas-microsoft-com:office:office" xmlns:oel="http://schemas.microsoft.com/office/2019/extlst" xmlns:r="http://schemas.openxmlformats.org/officeDocument/2006/relationships" xmlns:m="http://schemas.openxmlformats.org/officeDocument/2006/math" xmlns:v="urn:schemas-microsoft-com:vml" xmlns:wp14="http://schemas.microsoft.com/office/word/2010/wordprocessingDrawing" xmlns:wp="http://schemas.openxmlformats.org/drawingml/2006/wordprocessingDrawing" xmlns:w10="urn:schemas-microsoft-com:office:word" xmlns:w="http://schemas.openxmlformats.org/wordprocessingml/2006/main" xmlns:w14="http://schemas.microsoft.com/office/word/2010/wordml" xmlns:w15="http://schemas.microsoft.com/office/word/2012/wordml" xmlns:w16cex="http://schemas.microsoft.com/office/word/2018/wordml/cex" xmlns:w16cid="http://schemas.microsoft.com/office/word/2016/wordml/cid" xmlns:w16="http://schemas.microsoft.com/office/word/2018/wordml" xmlns:w16du="http://schemas.microsoft.com/office/word/2023/wordml/word16du" xmlns:w16sdtdh="http://schemas.microsoft.com/office/word/2020/wordml/sdtdatahash" xmlns:w16sdtfl="http://schemas.microsoft.com/office/word/2024/wordml/sdtformatlock" xmlns:w16se="http://schemas.microsoft.com/office/word/2015/wordml/symex" xmlns:wpg="http://schemas.microsoft.com/office/word/2010/wordprocessingGroup" xmlns:wpi="http://schemas.microsoft.com/office/word/2010/wordprocessingInk" xmlns:wne="http://schemas.microsoft.com/office/word/2006/wordml" xmlns:wps="http://schemas.microsoft.com/office/word/2010/wordprocessingShape" mc:Ignorable="w14 w15 w16se w16cid w16 w16cex w16sdtdh w16sdtfl w16du wp14">
+  <w:abstractNum w:abstractNumId="0" w15:restartNumberingAfterBreak="0">
+    <w:nsid w:val="1334724D"/>
+    <w:multiLevelType w:val="multilevel"/>
+    <w:tmpl w:val="877E91D8"/>
+    <w:lvl w:ilvl="0">
+      <w:start w:val="1"/>
+      <w:numFmt w:val="bullet"/>
+      <w:lvlText w:val=""/>
+      <w:lvlJc w:val="left"/>
+      <w:pPr>
+        <w:tabs>
+          <w:tab w:val="num" w:pos="0"/>
+        </w:tabs>
+        <w:ind w:left="720" w:hanging="360"/>
+      </w:pPr>
+      <w:rPr>
+        <w:rFonts w:ascii="Symbol" w:hAnsi="Symbol" w:cs="Symbol" w:hint="default"/>
+      </w:rPr>
+    </w:lvl>
+    <w:lvl w:ilvl="1">
+      <w:start w:val="1"/>
+      <w:numFmt w:val="bullet"/>
+      <w:lvlText w:val="o"/>
+      <w:lvlJc w:val="left"/>
+      <w:pPr>
+        <w:tabs>
+          <w:tab w:val="num" w:pos="0"/>
+        </w:tabs>
+        <w:ind w:left="1440" w:hanging="360"/>
+      </w:pPr>
+      <w:rPr>
+        <w:rFonts w:ascii="Courier New" w:hAnsi="Courier New" w:cs="Courier New" w:hint="default"/>
+      </w:rPr>
+    </w:lvl>
+    <w:lvl w:ilvl="2">
+      <w:start w:val="1"/>
+      <w:numFmt w:val="bullet"/>
+      <w:lvlText w:val=""/>
+      <w:lvlJc w:val="left"/>
+      <w:pPr>
+        <w:tabs>
+          <w:tab w:val="num" w:pos="0"/>
+        </w:tabs>
+        <w:ind w:left="2160" w:hanging="360"/>
+      </w:pPr>
+      <w:rPr>
+        <w:rFonts w:ascii="Wingdings" w:hAnsi="Wingdings" w:cs="Wingdings" w:hint="default"/>
+      </w:rPr>
+    </w:lvl>
+    <w:lvl w:ilvl="3">
+      <w:start w:val="1"/>
+      <w:numFmt w:val="bullet"/>
+      <w:lvlText w:val=""/>
+      <w:lvlJc w:val="left"/>
+      <w:pPr>
+        <w:tabs>
+          <w:tab w:val="num" w:pos="0"/>
+        </w:tabs>
+        <w:ind w:left="2880" w:hanging="360"/>
+      </w:pPr>
+      <w:rPr>
+        <w:rFonts w:ascii="Symbol" w:hAnsi="Symbol" w:cs="Symbol" w:hint="default"/>
+      </w:rPr>
+    </w:lvl>
+    <w:lvl w:ilvl="4">
+      <w:start w:val="1"/>
+      <w:numFmt w:val="bullet"/>
+      <w:lvlText w:val="o"/>
+      <w:lvlJc w:val="left"/>
+      <w:pPr>
+        <w:tabs>
+          <w:tab w:val="num" w:pos="0"/>
+        </w:tabs>
+        <w:ind w:left="3600" w:hanging="360"/>
+      </w:pPr>
+      <w:rPr>
+        <w:rFonts w:ascii="Courier New" w:hAnsi="Courier New" w:cs="Courier New" w:hint="default"/>
+      </w:rPr>
+    </w:lvl>
+    <w:lvl w:ilvl="5">
+      <w:start w:val="1"/>
+      <w:numFmt w:val="bullet"/>
+      <w:lvlText w:val=""/>
+      <w:lvlJc w:val="left"/>
+      <w:pPr>
+        <w:tabs>
+          <w:tab w:val="num" w:pos="0"/>
+        </w:tabs>
+        <w:ind w:left="4320" w:hanging="360"/>
+      </w:pPr>
+      <w:rPr>
+        <w:rFonts w:ascii="Wingdings" w:hAnsi="Wingdings" w:cs="Wingdings" w:hint="default"/>
+      </w:rPr>
+    </w:lvl>
+    <w:lvl w:ilvl="6">
+      <w:start w:val="1"/>
+      <w:numFmt w:val="bullet"/>
+      <w:lvlText w:val=""/>
+      <w:lvlJc w:val="left"/>
+      <w:pPr>
+        <w:tabs>
+          <w:tab w:val="num" w:pos="0"/>
+        </w:tabs>
+        <w:ind w:left="5040" w:hanging="360"/>
+      </w:pPr>
+      <w:rPr>
+        <w:rFonts w:ascii="Symbol" w:hAnsi="Symbol" w:cs="Symbol" w:hint="default"/>
+      </w:rPr>
+    </w:lvl>
+    <w:lvl w:ilvl="7">
+      <w:start w:val="1"/>
+      <w:numFmt w:val="bullet"/>
+      <w:lvlText w:val="o"/>
+      <w:lvlJc w:val="left"/>
+      <w:pPr>
+        <w:tabs>
+          <w:tab w:val="num" w:pos="0"/>
+        </w:tabs>
+        <w:ind w:left="5760" w:hanging="360"/>
+      </w:pPr>
+      <w:rPr>
+        <w:rFonts w:ascii="Courier New" w:hAnsi="Courier New" w:cs="Courier New" w:hint="default"/>
+      </w:rPr>
+    </w:lvl>
+    <w:lvl w:ilvl="8">
+      <w:start w:val="1"/>
+      <w:numFmt w:val="bullet"/>
+      <w:lvlText w:val=""/>
+      <w:lvlJc w:val="left"/>
+      <w:pPr>
+        <w:tabs>
+          <w:tab w:val="num" w:pos="0"/>
+        </w:tabs>
+        <w:ind w:left="6480" w:hanging="360"/>
+      </w:pPr>
+      <w:rPr>
+        <w:rFonts w:ascii="Wingdings" w:hAnsi="Wingdings" w:cs="Wingdings" w:hint="default"/>
+      </w:rPr>
+    </w:lvl>
+  </w:abstractNum>
+  <w:abstractNum w:abstractNumId="1" w15:restartNumberingAfterBreak="0">
+    <w:nsid w:val="2ABE7B49"/>
+    <w:multiLevelType w:val="multilevel"/>
+    <w:tmpl w:val="2AF426D6"/>
     <w:lvl w:ilvl="0">
       <w:start w:val="1"/>
       <w:numFmt w:val="bullet"/>
@@ -1297,7 +1524,10 @@
       </w:rPr>
     </w:lvl>
   </w:abstractNum>
-  <w:abstractNum w:abstractNumId="2">
+  <w:abstractNum w:abstractNumId="2" w15:restartNumberingAfterBreak="0">
+    <w:nsid w:val="4B2B6836"/>
+    <w:multiLevelType w:val="multilevel"/>
+    <w:tmpl w:val="64487A40"/>
     <w:lvl w:ilvl="0">
       <w:start w:val="1"/>
       <w:numFmt w:val="bullet"/>
@@ -1305,7 +1535,7 @@
       <w:lvlJc w:val="left"/>
       <w:pPr>
         <w:tabs>
-          <w:tab w:val="num" w:pos="0"/>
+          <w:tab w:val="num" w:pos="720"/>
         </w:tabs>
         <w:ind w:left="720" w:hanging="360"/>
       </w:pPr>
@@ -1316,41 +1546,226 @@
     <w:lvl w:ilvl="1">
       <w:start w:val="1"/>
       <w:numFmt w:val="bullet"/>
-      <w:lvlText w:val="o"/>
-      <w:lvlJc w:val="left"/>
-      <w:pPr>
-        <w:tabs>
-          <w:tab w:val="num" w:pos="0"/>
+      <w:lvlText w:val="◦"/>
+      <w:lvlJc w:val="left"/>
+      <w:pPr>
+        <w:tabs>
+          <w:tab w:val="num" w:pos="1080"/>
+        </w:tabs>
+        <w:ind w:left="1080" w:hanging="360"/>
+      </w:pPr>
+      <w:rPr>
+        <w:rFonts w:ascii="OpenSymbol" w:hAnsi="OpenSymbol" w:cs="OpenSymbol" w:hint="default"/>
+      </w:rPr>
+    </w:lvl>
+    <w:lvl w:ilvl="2">
+      <w:start w:val="1"/>
+      <w:numFmt w:val="bullet"/>
+      <w:lvlText w:val="▪"/>
+      <w:lvlJc w:val="left"/>
+      <w:pPr>
+        <w:tabs>
+          <w:tab w:val="num" w:pos="1440"/>
         </w:tabs>
         <w:ind w:left="1440" w:hanging="360"/>
       </w:pPr>
       <w:rPr>
-        <w:rFonts w:ascii="Courier New" w:hAnsi="Courier New" w:cs="Courier New" w:hint="default"/>
+        <w:rFonts w:ascii="OpenSymbol" w:hAnsi="OpenSymbol" w:cs="OpenSymbol" w:hint="default"/>
+      </w:rPr>
+    </w:lvl>
+    <w:lvl w:ilvl="3">
+      <w:start w:val="1"/>
+      <w:numFmt w:val="bullet"/>
+      <w:lvlText w:val=""/>
+      <w:lvlJc w:val="left"/>
+      <w:pPr>
+        <w:tabs>
+          <w:tab w:val="num" w:pos="1800"/>
+        </w:tabs>
+        <w:ind w:left="1800" w:hanging="360"/>
+      </w:pPr>
+      <w:rPr>
+        <w:rFonts w:ascii="Symbol" w:hAnsi="Symbol" w:cs="Symbol" w:hint="default"/>
+      </w:rPr>
+    </w:lvl>
+    <w:lvl w:ilvl="4">
+      <w:start w:val="1"/>
+      <w:numFmt w:val="bullet"/>
+      <w:lvlText w:val="◦"/>
+      <w:lvlJc w:val="left"/>
+      <w:pPr>
+        <w:tabs>
+          <w:tab w:val="num" w:pos="2160"/>
+        </w:tabs>
+        <w:ind w:left="2160" w:hanging="360"/>
+      </w:pPr>
+      <w:rPr>
+        <w:rFonts w:ascii="OpenSymbol" w:hAnsi="OpenSymbol" w:cs="OpenSymbol" w:hint="default"/>
+      </w:rPr>
+    </w:lvl>
+    <w:lvl w:ilvl="5">
+      <w:start w:val="1"/>
+      <w:numFmt w:val="bullet"/>
+      <w:lvlText w:val="▪"/>
+      <w:lvlJc w:val="left"/>
+      <w:pPr>
+        <w:tabs>
+          <w:tab w:val="num" w:pos="2520"/>
+        </w:tabs>
+        <w:ind w:left="2520" w:hanging="360"/>
+      </w:pPr>
+      <w:rPr>
+        <w:rFonts w:ascii="OpenSymbol" w:hAnsi="OpenSymbol" w:cs="OpenSymbol" w:hint="default"/>
+      </w:rPr>
+    </w:lvl>
+    <w:lvl w:ilvl="6">
+      <w:start w:val="1"/>
+      <w:numFmt w:val="bullet"/>
+      <w:lvlText w:val=""/>
+      <w:lvlJc w:val="left"/>
+      <w:pPr>
+        <w:tabs>
+          <w:tab w:val="num" w:pos="2880"/>
+        </w:tabs>
+        <w:ind w:left="2880" w:hanging="360"/>
+      </w:pPr>
+      <w:rPr>
+        <w:rFonts w:ascii="Symbol" w:hAnsi="Symbol" w:cs="Symbol" w:hint="default"/>
+      </w:rPr>
+    </w:lvl>
+    <w:lvl w:ilvl="7">
+      <w:start w:val="1"/>
+      <w:numFmt w:val="bullet"/>
+      <w:lvlText w:val="◦"/>
+      <w:lvlJc w:val="left"/>
+      <w:pPr>
+        <w:tabs>
+          <w:tab w:val="num" w:pos="3240"/>
+        </w:tabs>
+        <w:ind w:left="3240" w:hanging="360"/>
+      </w:pPr>
+      <w:rPr>
+        <w:rFonts w:ascii="OpenSymbol" w:hAnsi="OpenSymbol" w:cs="OpenSymbol" w:hint="default"/>
+      </w:rPr>
+    </w:lvl>
+    <w:lvl w:ilvl="8">
+      <w:start w:val="1"/>
+      <w:numFmt w:val="bullet"/>
+      <w:lvlText w:val="▪"/>
+      <w:lvlJc w:val="left"/>
+      <w:pPr>
+        <w:tabs>
+          <w:tab w:val="num" w:pos="3600"/>
+        </w:tabs>
+        <w:ind w:left="3600" w:hanging="360"/>
+      </w:pPr>
+      <w:rPr>
+        <w:rFonts w:ascii="OpenSymbol" w:hAnsi="OpenSymbol" w:cs="OpenSymbol" w:hint="default"/>
+      </w:rPr>
+    </w:lvl>
+  </w:abstractNum>
+  <w:abstractNum w:abstractNumId="3" w15:restartNumberingAfterBreak="0">
+    <w:nsid w:val="5DB81A38"/>
+    <w:multiLevelType w:val="multilevel"/>
+    <w:tmpl w:val="3DD2F542"/>
+    <w:lvl w:ilvl="0">
+      <w:start w:val="1"/>
+      <w:numFmt w:val="bullet"/>
+      <w:lvlText w:val=""/>
+      <w:lvlJc w:val="left"/>
+      <w:pPr>
+        <w:tabs>
+          <w:tab w:val="num" w:pos="720"/>
+        </w:tabs>
+        <w:ind w:left="720" w:hanging="360"/>
+      </w:pPr>
+      <w:rPr>
+        <w:rFonts w:ascii="Symbol" w:hAnsi="Symbol" w:cs="Symbol" w:hint="default"/>
+      </w:rPr>
+    </w:lvl>
+    <w:lvl w:ilvl="1">
+      <w:start w:val="1"/>
+      <w:numFmt w:val="bullet"/>
+      <w:lvlText w:val="◦"/>
+      <w:lvlJc w:val="left"/>
+      <w:pPr>
+        <w:tabs>
+          <w:tab w:val="num" w:pos="1080"/>
+        </w:tabs>
+        <w:ind w:left="1080" w:hanging="360"/>
+      </w:pPr>
+      <w:rPr>
+        <w:rFonts w:ascii="OpenSymbol" w:hAnsi="OpenSymbol" w:cs="OpenSymbol" w:hint="default"/>
       </w:rPr>
     </w:lvl>
     <w:lvl w:ilvl="2">
       <w:start w:val="1"/>
       <w:numFmt w:val="bullet"/>
-      <w:lvlText w:val=""/>
-      <w:lvlJc w:val="left"/>
-      <w:pPr>
-        <w:tabs>
-          <w:tab w:val="num" w:pos="0"/>
+      <w:lvlText w:val="▪"/>
+      <w:lvlJc w:val="left"/>
+      <w:pPr>
+        <w:tabs>
+          <w:tab w:val="num" w:pos="1440"/>
+        </w:tabs>
+        <w:ind w:left="1440" w:hanging="360"/>
+      </w:pPr>
+      <w:rPr>
+        <w:rFonts w:ascii="OpenSymbol" w:hAnsi="OpenSymbol" w:cs="OpenSymbol" w:hint="default"/>
+      </w:rPr>
+    </w:lvl>
+    <w:lvl w:ilvl="3">
+      <w:start w:val="1"/>
+      <w:numFmt w:val="bullet"/>
+      <w:lvlText w:val=""/>
+      <w:lvlJc w:val="left"/>
+      <w:pPr>
+        <w:tabs>
+          <w:tab w:val="num" w:pos="1800"/>
+        </w:tabs>
+        <w:ind w:left="1800" w:hanging="360"/>
+      </w:pPr>
+      <w:rPr>
+        <w:rFonts w:ascii="Symbol" w:hAnsi="Symbol" w:cs="Symbol" w:hint="default"/>
+      </w:rPr>
+    </w:lvl>
+    <w:lvl w:ilvl="4">
+      <w:start w:val="1"/>
+      <w:numFmt w:val="bullet"/>
+      <w:lvlText w:val="◦"/>
+      <w:lvlJc w:val="left"/>
+      <w:pPr>
+        <w:tabs>
+          <w:tab w:val="num" w:pos="2160"/>
         </w:tabs>
         <w:ind w:left="2160" w:hanging="360"/>
       </w:pPr>
       <w:rPr>
-        <w:rFonts w:ascii="Wingdings" w:hAnsi="Wingdings" w:cs="Wingdings" w:hint="default"/>
-      </w:rPr>
-    </w:lvl>
-    <w:lvl w:ilvl="3">
+        <w:rFonts w:ascii="OpenSymbol" w:hAnsi="OpenSymbol" w:cs="OpenSymbol" w:hint="default"/>
+      </w:rPr>
+    </w:lvl>
+    <w:lvl w:ilvl="5">
+      <w:start w:val="1"/>
+      <w:numFmt w:val="bullet"/>
+      <w:lvlText w:val="▪"/>
+      <w:lvlJc w:val="left"/>
+      <w:pPr>
+        <w:tabs>
+          <w:tab w:val="num" w:pos="2520"/>
+        </w:tabs>
+        <w:ind w:left="2520" w:hanging="360"/>
+      </w:pPr>
+      <w:rPr>
+        <w:rFonts w:ascii="OpenSymbol" w:hAnsi="OpenSymbol" w:cs="OpenSymbol" w:hint="default"/>
+      </w:rPr>
+    </w:lvl>
+    <w:lvl w:ilvl="6">
       <w:start w:val="1"/>
       <w:numFmt w:val="bullet"/>
       <w:lvlText w:val=""/>
       <w:lvlJc w:val="left"/>
       <w:pPr>
         <w:tabs>
-          <w:tab w:val="num" w:pos="0"/>
+          <w:tab w:val="num" w:pos="2880"/>
         </w:tabs>
         <w:ind w:left="2880" w:hanging="360"/>
       </w:pPr>
@@ -1358,229 +1773,41 @@
         <w:rFonts w:ascii="Symbol" w:hAnsi="Symbol" w:cs="Symbol" w:hint="default"/>
       </w:rPr>
     </w:lvl>
-    <w:lvl w:ilvl="4">
-      <w:start w:val="1"/>
-      <w:numFmt w:val="bullet"/>
-      <w:lvlText w:val="o"/>
-      <w:lvlJc w:val="left"/>
-      <w:pPr>
-        <w:tabs>
-          <w:tab w:val="num" w:pos="0"/>
+    <w:lvl w:ilvl="7">
+      <w:start w:val="1"/>
+      <w:numFmt w:val="bullet"/>
+      <w:lvlText w:val="◦"/>
+      <w:lvlJc w:val="left"/>
+      <w:pPr>
+        <w:tabs>
+          <w:tab w:val="num" w:pos="3240"/>
+        </w:tabs>
+        <w:ind w:left="3240" w:hanging="360"/>
+      </w:pPr>
+      <w:rPr>
+        <w:rFonts w:ascii="OpenSymbol" w:hAnsi="OpenSymbol" w:cs="OpenSymbol" w:hint="default"/>
+      </w:rPr>
+    </w:lvl>
+    <w:lvl w:ilvl="8">
+      <w:start w:val="1"/>
+      <w:numFmt w:val="bullet"/>
+      <w:lvlText w:val="▪"/>
+      <w:lvlJc w:val="left"/>
+      <w:pPr>
+        <w:tabs>
+          <w:tab w:val="num" w:pos="3600"/>
         </w:tabs>
         <w:ind w:left="3600" w:hanging="360"/>
       </w:pPr>
       <w:rPr>
-        <w:rFonts w:ascii="Courier New" w:hAnsi="Courier New" w:cs="Courier New" w:hint="default"/>
-      </w:rPr>
-    </w:lvl>
-    <w:lvl w:ilvl="5">
-      <w:start w:val="1"/>
-      <w:numFmt w:val="bullet"/>
-      <w:lvlText w:val=""/>
-      <w:lvlJc w:val="left"/>
-      <w:pPr>
-        <w:tabs>
-          <w:tab w:val="num" w:pos="0"/>
-        </w:tabs>
-        <w:ind w:left="4320" w:hanging="360"/>
-      </w:pPr>
-      <w:rPr>
-        <w:rFonts w:ascii="Wingdings" w:hAnsi="Wingdings" w:cs="Wingdings" w:hint="default"/>
-      </w:rPr>
-    </w:lvl>
-    <w:lvl w:ilvl="6">
-      <w:start w:val="1"/>
-      <w:numFmt w:val="bullet"/>
-      <w:lvlText w:val=""/>
-      <w:lvlJc w:val="left"/>
-      <w:pPr>
-        <w:tabs>
-          <w:tab w:val="num" w:pos="0"/>
-        </w:tabs>
-        <w:ind w:left="5040" w:hanging="360"/>
-      </w:pPr>
-      <w:rPr>
-        <w:rFonts w:ascii="Symbol" w:hAnsi="Symbol" w:cs="Symbol" w:hint="default"/>
-      </w:rPr>
-    </w:lvl>
-    <w:lvl w:ilvl="7">
-      <w:start w:val="1"/>
-      <w:numFmt w:val="bullet"/>
-      <w:lvlText w:val="o"/>
-      <w:lvlJc w:val="left"/>
-      <w:pPr>
-        <w:tabs>
-          <w:tab w:val="num" w:pos="0"/>
-        </w:tabs>
-        <w:ind w:left="5760" w:hanging="360"/>
-      </w:pPr>
-      <w:rPr>
-        <w:rFonts w:ascii="Courier New" w:hAnsi="Courier New" w:cs="Courier New" w:hint="default"/>
-      </w:rPr>
-    </w:lvl>
-    <w:lvl w:ilvl="8">
-      <w:start w:val="1"/>
-      <w:numFmt w:val="bullet"/>
-      <w:lvlText w:val=""/>
-      <w:lvlJc w:val="left"/>
-      <w:pPr>
-        <w:tabs>
-          <w:tab w:val="num" w:pos="0"/>
-        </w:tabs>
-        <w:ind w:left="6480" w:hanging="360"/>
-      </w:pPr>
-      <w:rPr>
-        <w:rFonts w:ascii="Wingdings" w:hAnsi="Wingdings" w:cs="Wingdings" w:hint="default"/>
+        <w:rFonts w:ascii="OpenSymbol" w:hAnsi="OpenSymbol" w:cs="OpenSymbol" w:hint="default"/>
       </w:rPr>
     </w:lvl>
   </w:abstractNum>
-  <w:abstractNum w:abstractNumId="3">
-    <w:lvl w:ilvl="0">
-      <w:start w:val="1"/>
-      <w:numFmt w:val="bullet"/>
-      <w:lvlText w:val=""/>
-      <w:lvlJc w:val="left"/>
-      <w:pPr>
-        <w:tabs>
-          <w:tab w:val="num" w:pos="720"/>
-        </w:tabs>
-        <w:ind w:left="720" w:hanging="360"/>
-      </w:pPr>
-      <w:rPr>
-        <w:rFonts w:ascii="Symbol" w:hAnsi="Symbol" w:cs="Symbol" w:hint="default"/>
-        <w:sz w:val="20"/>
-      </w:rPr>
-    </w:lvl>
-    <w:lvl w:ilvl="1">
-      <w:start w:val="1"/>
-      <w:numFmt w:val="bullet"/>
-      <w:lvlText w:val="o"/>
-      <w:lvlJc w:val="left"/>
-      <w:pPr>
-        <w:tabs>
-          <w:tab w:val="num" w:pos="1440"/>
-        </w:tabs>
-        <w:ind w:left="1440" w:hanging="360"/>
-      </w:pPr>
-      <w:rPr>
-        <w:rFonts w:ascii="Courier New" w:hAnsi="Courier New" w:cs="Courier New" w:hint="default"/>
-        <w:sz w:val="20"/>
-      </w:rPr>
-    </w:lvl>
-    <w:lvl w:ilvl="2">
-      <w:start w:val="1"/>
-      <w:numFmt w:val="bullet"/>
-      <w:lvlText w:val=""/>
-      <w:lvlJc w:val="left"/>
-      <w:pPr>
-        <w:tabs>
-          <w:tab w:val="num" w:pos="2160"/>
-        </w:tabs>
-        <w:ind w:left="2160" w:hanging="360"/>
-      </w:pPr>
-      <w:rPr>
-        <w:rFonts w:ascii="Wingdings" w:hAnsi="Wingdings" w:cs="Wingdings" w:hint="default"/>
-        <w:sz w:val="20"/>
-      </w:rPr>
-    </w:lvl>
-    <w:lvl w:ilvl="3">
-      <w:start w:val="1"/>
-      <w:numFmt w:val="bullet"/>
-      <w:lvlText w:val=""/>
-      <w:lvlJc w:val="left"/>
-      <w:pPr>
-        <w:tabs>
-          <w:tab w:val="num" w:pos="2880"/>
-        </w:tabs>
-        <w:ind w:left="2880" w:hanging="360"/>
-      </w:pPr>
-      <w:rPr>
-        <w:rFonts w:ascii="Wingdings" w:hAnsi="Wingdings" w:cs="Wingdings" w:hint="default"/>
-        <w:sz w:val="20"/>
-      </w:rPr>
-    </w:lvl>
-    <w:lvl w:ilvl="4">
-      <w:start w:val="1"/>
-      <w:numFmt w:val="bullet"/>
-      <w:lvlText w:val=""/>
-      <w:lvlJc w:val="left"/>
-      <w:pPr>
-        <w:tabs>
-          <w:tab w:val="num" w:pos="3600"/>
-        </w:tabs>
-        <w:ind w:left="3600" w:hanging="360"/>
-      </w:pPr>
-      <w:rPr>
-        <w:rFonts w:ascii="Wingdings" w:hAnsi="Wingdings" w:cs="Wingdings" w:hint="default"/>
-        <w:sz w:val="20"/>
-      </w:rPr>
-    </w:lvl>
-    <w:lvl w:ilvl="5">
-      <w:start w:val="1"/>
-      <w:numFmt w:val="bullet"/>
-      <w:lvlText w:val=""/>
-      <w:lvlJc w:val="left"/>
-      <w:pPr>
-        <w:tabs>
-          <w:tab w:val="num" w:pos="4320"/>
-        </w:tabs>
-        <w:ind w:left="4320" w:hanging="360"/>
-      </w:pPr>
-      <w:rPr>
-        <w:rFonts w:ascii="Wingdings" w:hAnsi="Wingdings" w:cs="Wingdings" w:hint="default"/>
-        <w:sz w:val="20"/>
-      </w:rPr>
-    </w:lvl>
-    <w:lvl w:ilvl="6">
-      <w:start w:val="1"/>
-      <w:numFmt w:val="bullet"/>
-      <w:lvlText w:val=""/>
-      <w:lvlJc w:val="left"/>
-      <w:pPr>
-        <w:tabs>
-          <w:tab w:val="num" w:pos="5040"/>
-        </w:tabs>
-        <w:ind w:left="5040" w:hanging="360"/>
-      </w:pPr>
-      <w:rPr>
-        <w:rFonts w:ascii="Wingdings" w:hAnsi="Wingdings" w:cs="Wingdings" w:hint="default"/>
-        <w:sz w:val="20"/>
-      </w:rPr>
-    </w:lvl>
-    <w:lvl w:ilvl="7">
-      <w:start w:val="1"/>
-      <w:numFmt w:val="bullet"/>
-      <w:lvlText w:val=""/>
-      <w:lvlJc w:val="left"/>
-      <w:pPr>
-        <w:tabs>
-          <w:tab w:val="num" w:pos="5760"/>
-        </w:tabs>
-        <w:ind w:left="5760" w:hanging="360"/>
-      </w:pPr>
-      <w:rPr>
-        <w:rFonts w:ascii="Wingdings" w:hAnsi="Wingdings" w:cs="Wingdings" w:hint="default"/>
-        <w:sz w:val="20"/>
-      </w:rPr>
-    </w:lvl>
-    <w:lvl w:ilvl="8">
-      <w:start w:val="1"/>
-      <w:numFmt w:val="bullet"/>
-      <w:lvlText w:val=""/>
-      <w:lvlJc w:val="left"/>
-      <w:pPr>
-        <w:tabs>
-          <w:tab w:val="num" w:pos="6480"/>
-        </w:tabs>
-        <w:ind w:left="6480" w:hanging="360"/>
-      </w:pPr>
-      <w:rPr>
-        <w:rFonts w:ascii="Wingdings" w:hAnsi="Wingdings" w:cs="Wingdings" w:hint="default"/>
-        <w:sz w:val="20"/>
-      </w:rPr>
-    </w:lvl>
-  </w:abstractNum>
-  <w:abstractNum w:abstractNumId="4">
+  <w:abstractNum w:abstractNumId="4" w15:restartNumberingAfterBreak="0">
+    <w:nsid w:val="75F751F7"/>
+    <w:multiLevelType w:val="multilevel"/>
+    <w:tmpl w:val="87B498BE"/>
     <w:lvl w:ilvl="0">
       <w:start w:val="1"/>
       <w:numFmt w:val="none"/>
@@ -1591,7 +1818,7 @@
         <w:tabs>
           <w:tab w:val="num" w:pos="0"/>
         </w:tabs>
-        <w:ind w:left="0" w:hanging="0"/>
+        <w:ind w:left="0" w:firstLine="0"/>
       </w:pPr>
     </w:lvl>
     <w:lvl w:ilvl="1">
@@ -1604,7 +1831,7 @@
         <w:tabs>
           <w:tab w:val="num" w:pos="0"/>
         </w:tabs>
-        <w:ind w:left="0" w:hanging="0"/>
+        <w:ind w:left="0" w:firstLine="0"/>
       </w:pPr>
     </w:lvl>
     <w:lvl w:ilvl="2">
@@ -1617,7 +1844,7 @@
         <w:tabs>
           <w:tab w:val="num" w:pos="0"/>
         </w:tabs>
-        <w:ind w:left="0" w:hanging="0"/>
+        <w:ind w:left="0" w:firstLine="0"/>
       </w:pPr>
     </w:lvl>
     <w:lvl w:ilvl="3">
@@ -1630,7 +1857,7 @@
         <w:tabs>
           <w:tab w:val="num" w:pos="0"/>
         </w:tabs>
-        <w:ind w:left="0" w:hanging="0"/>
+        <w:ind w:left="0" w:firstLine="0"/>
       </w:pPr>
     </w:lvl>
     <w:lvl w:ilvl="4">
@@ -1643,7 +1870,7 @@
         <w:tabs>
           <w:tab w:val="num" w:pos="0"/>
         </w:tabs>
-        <w:ind w:left="0" w:hanging="0"/>
+        <w:ind w:left="0" w:firstLine="0"/>
       </w:pPr>
     </w:lvl>
     <w:lvl w:ilvl="5">
@@ -1656,7 +1883,7 @@
         <w:tabs>
           <w:tab w:val="num" w:pos="0"/>
         </w:tabs>
-        <w:ind w:left="0" w:hanging="0"/>
+        <w:ind w:left="0" w:firstLine="0"/>
       </w:pPr>
     </w:lvl>
     <w:lvl w:ilvl="6">
@@ -1669,7 +1896,7 @@
         <w:tabs>
           <w:tab w:val="num" w:pos="0"/>
         </w:tabs>
-        <w:ind w:left="0" w:hanging="0"/>
+        <w:ind w:left="0" w:firstLine="0"/>
       </w:pPr>
     </w:lvl>
     <w:lvl w:ilvl="7">
@@ -1682,7 +1909,7 @@
         <w:tabs>
           <w:tab w:val="num" w:pos="0"/>
         </w:tabs>
-        <w:ind w:left="0" w:hanging="0"/>
+        <w:ind w:left="0" w:firstLine="0"/>
       </w:pPr>
     </w:lvl>
     <w:lvl w:ilvl="8">
@@ -1695,31 +1922,150 @@
         <w:tabs>
           <w:tab w:val="num" w:pos="0"/>
         </w:tabs>
-        <w:ind w:left="0" w:hanging="0"/>
+        <w:ind w:left="0" w:firstLine="0"/>
       </w:pPr>
     </w:lvl>
   </w:abstractNum>
-  <w:num w:numId="1">
+  <w:abstractNum w:abstractNumId="5" w15:restartNumberingAfterBreak="0">
+    <w:nsid w:val="79713739"/>
+    <w:multiLevelType w:val="multilevel"/>
+    <w:tmpl w:val="83BEA5E8"/>
+    <w:lvl w:ilvl="0">
+      <w:start w:val="1"/>
+      <w:numFmt w:val="decimal"/>
+      <w:lvlText w:val="%1."/>
+      <w:lvlJc w:val="left"/>
+      <w:pPr>
+        <w:tabs>
+          <w:tab w:val="num" w:pos="705"/>
+        </w:tabs>
+        <w:ind w:left="705" w:hanging="360"/>
+      </w:pPr>
+    </w:lvl>
+    <w:lvl w:ilvl="1">
+      <w:start w:val="1"/>
+      <w:numFmt w:val="decimal"/>
+      <w:lvlText w:val="%2."/>
+      <w:lvlJc w:val="left"/>
+      <w:pPr>
+        <w:tabs>
+          <w:tab w:val="num" w:pos="1065"/>
+        </w:tabs>
+        <w:ind w:left="1065" w:hanging="360"/>
+      </w:pPr>
+    </w:lvl>
+    <w:lvl w:ilvl="2">
+      <w:start w:val="1"/>
+      <w:numFmt w:val="decimal"/>
+      <w:lvlText w:val="%3."/>
+      <w:lvlJc w:val="left"/>
+      <w:pPr>
+        <w:tabs>
+          <w:tab w:val="num" w:pos="1425"/>
+        </w:tabs>
+        <w:ind w:left="1425" w:hanging="360"/>
+      </w:pPr>
+    </w:lvl>
+    <w:lvl w:ilvl="3">
+      <w:start w:val="1"/>
+      <w:numFmt w:val="decimal"/>
+      <w:lvlText w:val="%4."/>
+      <w:lvlJc w:val="left"/>
+      <w:pPr>
+        <w:tabs>
+          <w:tab w:val="num" w:pos="1785"/>
+        </w:tabs>
+        <w:ind w:left="1785" w:hanging="360"/>
+      </w:pPr>
+    </w:lvl>
+    <w:lvl w:ilvl="4">
+      <w:start w:val="1"/>
+      <w:numFmt w:val="decimal"/>
+      <w:lvlText w:val="%5."/>
+      <w:lvlJc w:val="left"/>
+      <w:pPr>
+        <w:tabs>
+          <w:tab w:val="num" w:pos="2145"/>
+        </w:tabs>
+        <w:ind w:left="2145" w:hanging="360"/>
+      </w:pPr>
+    </w:lvl>
+    <w:lvl w:ilvl="5">
+      <w:start w:val="1"/>
+      <w:numFmt w:val="decimal"/>
+      <w:lvlText w:val="%6."/>
+      <w:lvlJc w:val="left"/>
+      <w:pPr>
+        <w:tabs>
+          <w:tab w:val="num" w:pos="2505"/>
+        </w:tabs>
+        <w:ind w:left="2505" w:hanging="360"/>
+      </w:pPr>
+    </w:lvl>
+    <w:lvl w:ilvl="6">
+      <w:start w:val="1"/>
+      <w:numFmt w:val="decimal"/>
+      <w:lvlText w:val="%7."/>
+      <w:lvlJc w:val="left"/>
+      <w:pPr>
+        <w:tabs>
+          <w:tab w:val="num" w:pos="2865"/>
+        </w:tabs>
+        <w:ind w:left="2865" w:hanging="360"/>
+      </w:pPr>
+    </w:lvl>
+    <w:lvl w:ilvl="7">
+      <w:start w:val="1"/>
+      <w:numFmt w:val="decimal"/>
+      <w:lvlText w:val="%8."/>
+      <w:lvlJc w:val="left"/>
+      <w:pPr>
+        <w:tabs>
+          <w:tab w:val="num" w:pos="3225"/>
+        </w:tabs>
+        <w:ind w:left="3225" w:hanging="360"/>
+      </w:pPr>
+    </w:lvl>
+    <w:lvl w:ilvl="8">
+      <w:start w:val="1"/>
+      <w:numFmt w:val="decimal"/>
+      <w:lvlText w:val="%9."/>
+      <w:lvlJc w:val="left"/>
+      <w:pPr>
+        <w:tabs>
+          <w:tab w:val="num" w:pos="3585"/>
+        </w:tabs>
+        <w:ind w:left="3585" w:hanging="360"/>
+      </w:pPr>
+    </w:lvl>
+  </w:abstractNum>
+  <w:num w:numId="1" w16cid:durableId="525867163">
     <w:abstractNumId w:val="1"/>
   </w:num>
-  <w:num w:numId="2">
+  <w:num w:numId="2" w16cid:durableId="731343750">
+    <w:abstractNumId w:val="0"/>
+  </w:num>
+  <w:num w:numId="3" w16cid:durableId="1020624381">
     <w:abstractNumId w:val="2"/>
   </w:num>
-  <w:num w:numId="3">
+  <w:num w:numId="4" w16cid:durableId="357003835">
+    <w:abstractNumId w:val="5"/>
+  </w:num>
+  <w:num w:numId="5" w16cid:durableId="255990731">
+    <w:abstractNumId w:val="4"/>
+  </w:num>
+  <w:num w:numId="6" w16cid:durableId="998195143">
     <w:abstractNumId w:val="3"/>
-  </w:num>
-  <w:num w:numId="4">
-    <w:abstractNumId w:val="4"/>
   </w:num>
 </w:numbering>
 </file>
 
 <file path=word/styles.xml><?xml version="1.0" encoding="utf-8"?>
-<w:styles xmlns:w="http://schemas.openxmlformats.org/wordprocessingml/2006/main" xmlns:w14="http://schemas.microsoft.com/office/word/2010/wordml" xmlns:mc="http://schemas.openxmlformats.org/markup-compatibility/2006" mc:Ignorable="w14">
+<w:styles xmlns:mc="http://schemas.openxmlformats.org/markup-compatibility/2006" xmlns:r="http://schemas.openxmlformats.org/officeDocument/2006/relationships" xmlns:w="http://schemas.openxmlformats.org/wordprocessingml/2006/main" xmlns:w14="http://schemas.microsoft.com/office/word/2010/wordml" xmlns:w15="http://schemas.microsoft.com/office/word/2012/wordml" xmlns:w16cex="http://schemas.microsoft.com/office/word/2018/wordml/cex" xmlns:w16cid="http://schemas.microsoft.com/office/word/2016/wordml/cid" xmlns:w16="http://schemas.microsoft.com/office/word/2018/wordml" xmlns:w16du="http://schemas.microsoft.com/office/word/2023/wordml/word16du" xmlns:w16sdtdh="http://schemas.microsoft.com/office/word/2020/wordml/sdtdatahash" xmlns:w16sdtfl="http://schemas.microsoft.com/office/word/2024/wordml/sdtformatlock" xmlns:w16se="http://schemas.microsoft.com/office/word/2015/wordml/symex" mc:Ignorable="w14 w15 w16se w16cid w16 w16cex w16sdtdh w16sdtfl w16du">
   <w:docDefaults>
     <w:rPrDefault>
       <w:rPr>
-        <w:rFonts w:ascii="Times New Roman" w:hAnsi="Times New Roman" w:eastAsia="Batang" w:cs="Times New Roman"/>
+        <w:rFonts w:ascii="Times New Roman" w:eastAsia="Batang" w:hAnsi="Times New Roman" w:cs="Times New Roman"/>
         <w:sz w:val="22"/>
         <w:szCs w:val="22"/>
         <w:lang w:val="en-US" w:eastAsia="ko-KR" w:bidi="ar-SA"/>
@@ -1727,21 +2073,21 @@
     </w:rPrDefault>
     <w:pPrDefault>
       <w:pPr>
-        <w:suppressAutoHyphens w:val="true"/>
+        <w:suppressAutoHyphens/>
       </w:pPr>
     </w:pPrDefault>
   </w:docDefaults>
   <w:latentStyles w:defLockedState="0" w:defUIPriority="99" w:defSemiHidden="0" w:defUnhideWhenUsed="0" w:defQFormat="0" w:count="376">
     <w:lsdException w:name="Normal" w:uiPriority="0" w:qFormat="1"/>
     <w:lsdException w:name="heading 1" w:uiPriority="9" w:qFormat="1"/>
-    <w:lsdException w:name="heading 2" w:uiPriority="9" w:semiHidden="1" w:unhideWhenUsed="1" w:qFormat="1"/>
-    <w:lsdException w:name="heading 3" w:uiPriority="9" w:semiHidden="1" w:unhideWhenUsed="1" w:qFormat="1"/>
-    <w:lsdException w:name="heading 4" w:uiPriority="9" w:semiHidden="1" w:unhideWhenUsed="1" w:qFormat="1"/>
-    <w:lsdException w:name="heading 5" w:uiPriority="9" w:semiHidden="1" w:unhideWhenUsed="1" w:qFormat="1"/>
-    <w:lsdException w:name="heading 6" w:uiPriority="9" w:semiHidden="1" w:unhideWhenUsed="1" w:qFormat="1"/>
-    <w:lsdException w:name="heading 7" w:uiPriority="9" w:semiHidden="1" w:unhideWhenUsed="1" w:qFormat="1"/>
-    <w:lsdException w:name="heading 8" w:uiPriority="9" w:semiHidden="1" w:unhideWhenUsed="1" w:qFormat="1"/>
-    <w:lsdException w:name="heading 9" w:uiPriority="9" w:semiHidden="1" w:unhideWhenUsed="1" w:qFormat="1"/>
+    <w:lsdException w:name="heading 2" w:semiHidden="1" w:uiPriority="9" w:unhideWhenUsed="1" w:qFormat="1"/>
+    <w:lsdException w:name="heading 3" w:semiHidden="1" w:uiPriority="9" w:unhideWhenUsed="1" w:qFormat="1"/>
+    <w:lsdException w:name="heading 4" w:semiHidden="1" w:uiPriority="9" w:unhideWhenUsed="1" w:qFormat="1"/>
+    <w:lsdException w:name="heading 5" w:semiHidden="1" w:uiPriority="9" w:unhideWhenUsed="1" w:qFormat="1"/>
+    <w:lsdException w:name="heading 6" w:semiHidden="1" w:uiPriority="9" w:unhideWhenUsed="1" w:qFormat="1"/>
+    <w:lsdException w:name="heading 7" w:semiHidden="1" w:uiPriority="9" w:unhideWhenUsed="1" w:qFormat="1"/>
+    <w:lsdException w:name="heading 8" w:semiHidden="1" w:uiPriority="9" w:unhideWhenUsed="1" w:qFormat="1"/>
+    <w:lsdException w:name="heading 9" w:semiHidden="1" w:uiPriority="9" w:unhideWhenUsed="1" w:qFormat="1"/>
     <w:lsdException w:name="index 1" w:semiHidden="1" w:unhideWhenUsed="1"/>
     <w:lsdException w:name="index 2" w:semiHidden="1" w:unhideWhenUsed="1"/>
     <w:lsdException w:name="index 3" w:semiHidden="1" w:unhideWhenUsed="1"/>
@@ -1751,22 +2097,22 @@
     <w:lsdException w:name="index 7" w:semiHidden="1" w:unhideWhenUsed="1"/>
     <w:lsdException w:name="index 8" w:semiHidden="1" w:unhideWhenUsed="1"/>
     <w:lsdException w:name="index 9" w:semiHidden="1" w:unhideWhenUsed="1"/>
-    <w:lsdException w:name="toc 1" w:uiPriority="39" w:semiHidden="1" w:unhideWhenUsed="1"/>
-    <w:lsdException w:name="toc 2" w:uiPriority="39" w:semiHidden="1" w:unhideWhenUsed="1"/>
-    <w:lsdException w:name="toc 3" w:uiPriority="39" w:semiHidden="1" w:unhideWhenUsed="1"/>
-    <w:lsdException w:name="toc 4" w:uiPriority="39" w:semiHidden="1" w:unhideWhenUsed="1"/>
-    <w:lsdException w:name="toc 5" w:uiPriority="39" w:semiHidden="1" w:unhideWhenUsed="1"/>
-    <w:lsdException w:name="toc 6" w:uiPriority="39" w:semiHidden="1" w:unhideWhenUsed="1"/>
-    <w:lsdException w:name="toc 7" w:uiPriority="39" w:semiHidden="1" w:unhideWhenUsed="1"/>
-    <w:lsdException w:name="toc 8" w:uiPriority="39" w:semiHidden="1" w:unhideWhenUsed="1"/>
-    <w:lsdException w:name="toc 9" w:uiPriority="39" w:semiHidden="1" w:unhideWhenUsed="1"/>
+    <w:lsdException w:name="toc 1" w:semiHidden="1" w:uiPriority="39" w:unhideWhenUsed="1"/>
+    <w:lsdException w:name="toc 2" w:semiHidden="1" w:uiPriority="39" w:unhideWhenUsed="1"/>
+    <w:lsdException w:name="toc 3" w:semiHidden="1" w:uiPriority="39" w:unhideWhenUsed="1"/>
+    <w:lsdException w:name="toc 4" w:semiHidden="1" w:uiPriority="39" w:unhideWhenUsed="1"/>
+    <w:lsdException w:name="toc 5" w:semiHidden="1" w:uiPriority="39" w:unhideWhenUsed="1"/>
+    <w:lsdException w:name="toc 6" w:semiHidden="1" w:uiPriority="39" w:unhideWhenUsed="1"/>
+    <w:lsdException w:name="toc 7" w:semiHidden="1" w:uiPriority="39" w:unhideWhenUsed="1"/>
+    <w:lsdException w:name="toc 8" w:semiHidden="1" w:uiPriority="39" w:unhideWhenUsed="1"/>
+    <w:lsdException w:name="toc 9" w:semiHidden="1" w:uiPriority="39" w:unhideWhenUsed="1"/>
     <w:lsdException w:name="Normal Indent" w:semiHidden="1" w:unhideWhenUsed="1"/>
     <w:lsdException w:name="footnote text" w:semiHidden="1" w:unhideWhenUsed="1"/>
     <w:lsdException w:name="annotation text" w:semiHidden="1" w:unhideWhenUsed="1"/>
     <w:lsdException w:name="header" w:semiHidden="1" w:unhideWhenUsed="1"/>
     <w:lsdException w:name="footer" w:semiHidden="1" w:unhideWhenUsed="1"/>
     <w:lsdException w:name="index heading" w:semiHidden="1" w:unhideWhenUsed="1"/>
-    <w:lsdException w:name="caption" w:uiPriority="35" w:semiHidden="1" w:unhideWhenUsed="1" w:qFormat="1"/>
+    <w:lsdException w:name="caption" w:semiHidden="1" w:uiPriority="35" w:unhideWhenUsed="1" w:qFormat="1"/>
     <w:lsdException w:name="table of figures" w:semiHidden="1" w:unhideWhenUsed="1"/>
     <w:lsdException w:name="envelope address" w:semiHidden="1" w:unhideWhenUsed="1"/>
     <w:lsdException w:name="envelope return" w:semiHidden="1" w:unhideWhenUsed="1"/>
@@ -1797,7 +2143,7 @@
     <w:lsdException w:name="Title" w:uiPriority="10" w:qFormat="1"/>
     <w:lsdException w:name="Closing" w:semiHidden="1" w:unhideWhenUsed="1"/>
     <w:lsdException w:name="Signature" w:semiHidden="1" w:unhideWhenUsed="1"/>
-    <w:lsdException w:name="Default Paragraph Font" w:uiPriority="1" w:semiHidden="1" w:unhideWhenUsed="1"/>
+    <w:lsdException w:name="Default Paragraph Font" w:semiHidden="1" w:uiPriority="1" w:unhideWhenUsed="1"/>
     <w:lsdException w:name="Body Text" w:semiHidden="1" w:unhideWhenUsed="1"/>
     <w:lsdException w:name="Body Text Indent" w:semiHidden="1" w:unhideWhenUsed="1"/>
     <w:lsdException w:name="List Continue" w:semiHidden="1" w:unhideWhenUsed="1"/>
@@ -1816,7 +2162,7 @@
     <w:lsdException w:name="Body Text 3" w:semiHidden="1" w:unhideWhenUsed="1"/>
     <w:lsdException w:name="Body Text Indent 2" w:semiHidden="1" w:unhideWhenUsed="1"/>
     <w:lsdException w:name="Body Text Indent 3" w:semiHidden="1" w:unhideWhenUsed="1"/>
-    <w:lsdException w:name="Block Text" w:uiPriority="0" w:semiHidden="1" w:unhideWhenUsed="1"/>
+    <w:lsdException w:name="Block Text" w:semiHidden="1" w:uiPriority="0" w:unhideWhenUsed="1"/>
     <w:lsdException w:name="Hyperlink" w:semiHidden="1" w:unhideWhenUsed="1"/>
     <w:lsdException w:name="FollowedHyperlink" w:semiHidden="1" w:unhideWhenUsed="1"/>
     <w:lsdException w:name="Strong" w:uiPriority="22" w:qFormat="1"/>
@@ -1997,8 +2343,8 @@
     <w:lsdException w:name="Subtle Reference" w:uiPriority="31" w:qFormat="1"/>
     <w:lsdException w:name="Intense Reference" w:uiPriority="32" w:qFormat="1"/>
     <w:lsdException w:name="Book Title" w:uiPriority="33" w:qFormat="1"/>
-    <w:lsdException w:name="Bibliography" w:uiPriority="37" w:semiHidden="1" w:unhideWhenUsed="1"/>
-    <w:lsdException w:name="TOC Heading" w:uiPriority="39" w:semiHidden="1" w:unhideWhenUsed="1" w:qFormat="1"/>
+    <w:lsdException w:name="Bibliography" w:semiHidden="1" w:uiPriority="37" w:unhideWhenUsed="1"/>
+    <w:lsdException w:name="TOC Heading" w:semiHidden="1" w:uiPriority="39" w:unhideWhenUsed="1" w:qFormat="1"/>
     <w:lsdException w:name="Plain Table 1" w:uiPriority="41"/>
     <w:lsdException w:name="Plain Table 2" w:uiPriority="42"/>
     <w:lsdException w:name="Plain Table 3" w:uiPriority="43"/>
@@ -2109,56 +2455,63 @@
     <w:lsdException w:name="Unresolved Mention" w:semiHidden="1" w:unhideWhenUsed="1"/>
     <w:lsdException w:name="Smart Link" w:semiHidden="1" w:unhideWhenUsed="1"/>
   </w:latentStyles>
-  <w:style w:type="paragraph" w:styleId="Normal" w:default="1">
+  <w:style w:type="paragraph" w:default="1" w:styleId="Normal">
     <w:name w:val="Normal"/>
     <w:qFormat/>
-    <w:pPr>
-      <w:widowControl/>
-      <w:suppressAutoHyphens w:val="true"/>
-      <w:bidi w:val="0"/>
-      <w:spacing w:before="0" w:after="0"/>
-      <w:jc w:val="left"/>
-    </w:pPr>
     <w:rPr>
-      <w:rFonts w:ascii="Times New Roman" w:hAnsi="Times New Roman" w:eastAsia="Batang" w:cs="Times New Roman"/>
-      <w:color w:val="auto"/>
-      <w:kern w:val="0"/>
       <w:sz w:val="24"/>
       <w:szCs w:val="24"/>
-      <w:lang w:val="en-US" w:eastAsia="ko-KR" w:bidi="ar-SA"/>
     </w:rPr>
   </w:style>
-  <w:style w:type="character" w:styleId="DefaultParagraphFont" w:default="1">
+  <w:style w:type="character" w:default="1" w:styleId="DefaultParagraphFont">
     <w:name w:val="Default Paragraph Font"/>
     <w:uiPriority w:val="1"/>
     <w:semiHidden/>
     <w:unhideWhenUsed/>
-    <w:qFormat/>
-    <w:rPr/>
   </w:style>
-  <w:style w:type="character" w:styleId="Bullets" w:customStyle="1">
-    <w:name w:val="Bullets"/>
+  <w:style w:type="table" w:default="1" w:styleId="TableNormal">
+    <w:name w:val="Normal Table"/>
+    <w:uiPriority w:val="99"/>
+    <w:semiHidden/>
+    <w:unhideWhenUsed/>
+    <w:tblPr>
+      <w:tblInd w:w="0" w:type="dxa"/>
+      <w:tblCellMar>
+        <w:top w:w="0" w:type="dxa"/>
+        <w:left w:w="108" w:type="dxa"/>
+        <w:bottom w:w="0" w:type="dxa"/>
+        <w:right w:w="108" w:type="dxa"/>
+      </w:tblCellMar>
+    </w:tblPr>
+  </w:style>
+  <w:style w:type="numbering" w:default="1" w:styleId="NoList">
+    <w:name w:val="No List"/>
+    <w:uiPriority w:val="99"/>
+    <w:semiHidden/>
+    <w:unhideWhenUsed/>
+  </w:style>
+  <w:style w:type="character" w:customStyle="1" w:styleId="Bulletsuser">
+    <w:name w:val="Bullets (user)"/>
     <w:qFormat/>
     <w:rPr>
-      <w:rFonts w:ascii="OpenSymbol" w:hAnsi="OpenSymbol" w:eastAsia="OpenSymbol" w:cs="OpenSymbol"/>
+      <w:rFonts w:ascii="OpenSymbol" w:eastAsia="OpenSymbol" w:hAnsi="OpenSymbol" w:cs="OpenSymbol"/>
     </w:rPr>
   </w:style>
-  <w:style w:type="character" w:styleId="NumberingSymbols" w:customStyle="1">
+  <w:style w:type="character" w:customStyle="1" w:styleId="NumberingSymbols">
     <w:name w:val="Numbering Symbols"/>
     <w:qFormat/>
-    <w:rPr/>
   </w:style>
-  <w:style w:type="paragraph" w:styleId="Heading" w:customStyle="1">
+  <w:style w:type="paragraph" w:customStyle="1" w:styleId="Heading">
     <w:name w:val="Heading"/>
     <w:basedOn w:val="Normal"/>
     <w:next w:val="BodyText"/>
     <w:qFormat/>
     <w:pPr>
-      <w:keepNext w:val="true"/>
+      <w:keepNext/>
       <w:spacing w:before="240" w:after="120"/>
     </w:pPr>
     <w:rPr>
-      <w:rFonts w:ascii="Nimbus Sans" w:hAnsi="Nimbus Sans" w:eastAsia="Nimbus Sans" w:cs="FreeSans"/>
+      <w:rFonts w:ascii="Nimbus Sans" w:eastAsia="Nimbus Sans" w:hAnsi="Nimbus Sans" w:cs="FreeSans"/>
       <w:sz w:val="28"/>
       <w:szCs w:val="28"/>
     </w:rPr>
@@ -2167,14 +2520,12 @@
     <w:name w:val="Body Text"/>
     <w:basedOn w:val="Normal"/>
     <w:pPr>
-      <w:spacing w:lineRule="auto" w:line="276" w:before="0" w:after="140"/>
+      <w:spacing w:after="140" w:line="276" w:lineRule="auto"/>
     </w:pPr>
-    <w:rPr/>
   </w:style>
   <w:style w:type="paragraph" w:styleId="List">
     <w:name w:val="List"/>
     <w:basedOn w:val="BodyText"/>
-    <w:pPr/>
     <w:rPr>
       <w:rFonts w:cs="FreeSans"/>
     </w:rPr>
@@ -2193,7 +2544,7 @@
       <w:iCs/>
     </w:rPr>
   </w:style>
-  <w:style w:type="paragraph" w:styleId="Index" w:customStyle="1">
+  <w:style w:type="paragraph" w:customStyle="1" w:styleId="Index">
     <w:name w:val="Index"/>
     <w:basedOn w:val="Normal"/>
     <w:qFormat/>
@@ -2209,22 +2560,20 @@
     <w:basedOn w:val="Normal"/>
     <w:uiPriority w:val="34"/>
     <w:qFormat/>
-    <w:rsid w:val="00a17f44"/>
+    <w:rsid w:val="00A17F44"/>
     <w:pPr>
-      <w:spacing w:before="0" w:after="0"/>
       <w:ind w:left="720"/>
       <w:contextualSpacing/>
     </w:pPr>
-    <w:rPr/>
   </w:style>
   <w:style w:type="paragraph" w:styleId="BlockText">
     <w:name w:val="Block Text"/>
     <w:basedOn w:val="Normal"/>
     <w:unhideWhenUsed/>
     <w:qFormat/>
-    <w:rsid w:val="00500a86"/>
+    <w:rsid w:val="00500A86"/>
     <w:pPr>
-      <w:spacing w:before="120" w:after="0"/>
+      <w:spacing w:before="120"/>
       <w:ind w:left="360" w:right="1524"/>
       <w:jc w:val="both"/>
     </w:pPr>
@@ -2233,93 +2582,68 @@
       <w:lang w:eastAsia="ar-SA"/>
     </w:rPr>
   </w:style>
-  <w:style w:type="paragraph" w:styleId="FrameContents" w:customStyle="1">
+  <w:style w:type="paragraph" w:customStyle="1" w:styleId="FrameContentsuser">
+    <w:name w:val="Frame Contents (user)"/>
+    <w:basedOn w:val="Normal"/>
+    <w:qFormat/>
+  </w:style>
+  <w:style w:type="paragraph" w:customStyle="1" w:styleId="FrameContents">
     <w:name w:val="Frame Contents"/>
     <w:basedOn w:val="Normal"/>
     <w:qFormat/>
-    <w:pPr/>
-    <w:rPr/>
-  </w:style>
-  <w:style w:type="paragraph" w:styleId="FrameContentsuser" w:customStyle="1">
-    <w:name w:val="Frame Contents (user)"/>
-    <w:basedOn w:val="Normal"/>
-    <w:qFormat/>
-    <w:pPr/>
-    <w:rPr/>
-  </w:style>
-  <w:style w:type="numbering" w:styleId="NoList" w:default="1">
-    <w:name w:val="No List"/>
-    <w:uiPriority w:val="99"/>
-    <w:semiHidden/>
-    <w:unhideWhenUsed/>
-    <w:qFormat/>
-  </w:style>
-  <w:style w:type="table" w:default="1" w:styleId="TableNormal">
-    <w:name w:val="Normal Table"/>
-    <w:uiPriority w:val="99"/>
-    <w:semiHidden/>
-    <w:unhideWhenUsed/>
-    <w:tblPr>
-      <w:tblCellMar>
-        <w:top w:w="0" w:type="dxa"/>
-        <w:left w:w="108" w:type="dxa"/>
-        <w:bottom w:w="0" w:type="dxa"/>
-        <w:right w:w="108" w:type="dxa"/>
-      </w:tblCellMar>
-    </w:tblPr>
   </w:style>
 </w:styles>
 </file>
 
 <file path=word/theme/theme1.xml><?xml version="1.0" encoding="utf-8"?>
-<a:theme xmlns:a="http://schemas.openxmlformats.org/drawingml/2006/main" xmlns:r="http://schemas.openxmlformats.org/officeDocument/2006/relationships" name="Office Theme">
+<a:theme xmlns:a="http://schemas.openxmlformats.org/drawingml/2006/main" name="Office Theme">
   <a:themeElements>
     <a:clrScheme name="Office">
       <a:dk1>
         <a:srgbClr val="000000"/>
       </a:dk1>
       <a:lt1>
-        <a:srgbClr val="ffffff"/>
+        <a:srgbClr val="FFFFFF"/>
       </a:lt1>
       <a:dk2>
-        <a:srgbClr val="44546a"/>
+        <a:srgbClr val="44546A"/>
       </a:dk2>
       <a:lt2>
-        <a:srgbClr val="e7e6e6"/>
+        <a:srgbClr val="E7E6E6"/>
       </a:lt2>
       <a:accent1>
-        <a:srgbClr val="5b9bd5"/>
+        <a:srgbClr val="5B9BD5"/>
       </a:accent1>
       <a:accent2>
-        <a:srgbClr val="ed7d31"/>
+        <a:srgbClr val="ED7D31"/>
       </a:accent2>
       <a:accent3>
-        <a:srgbClr val="a5a5a5"/>
+        <a:srgbClr val="A5A5A5"/>
       </a:accent3>
       <a:accent4>
-        <a:srgbClr val="ffc000"/>
+        <a:srgbClr val="FFC000"/>
       </a:accent4>
       <a:accent5>
-        <a:srgbClr val="4472c4"/>
+        <a:srgbClr val="4472C4"/>
       </a:accent5>
       <a:accent6>
-        <a:srgbClr val="70ad47"/>
+        <a:srgbClr val="70AD47"/>
       </a:accent6>
       <a:hlink>
-        <a:srgbClr val="0563c1"/>
+        <a:srgbClr val="0563C1"/>
       </a:hlink>
       <a:folHlink>
-        <a:srgbClr val="954f72"/>
+        <a:srgbClr val="954F72"/>
       </a:folHlink>
     </a:clrScheme>
     <a:fontScheme name="Office">
       <a:majorFont>
-        <a:latin typeface="Calibri Light" panose="020F0302020204030204" pitchFamily="0" charset="1"/>
+        <a:latin typeface="Calibri Light" panose="020F0302020204030204"/>
         <a:ea typeface=""/>
         <a:cs typeface=""/>
       </a:majorFont>
       <a:minorFont>
-        <a:latin typeface="Calibri" panose="020F0502020204030204" pitchFamily="0" charset="1"/>
+        <a:latin typeface="Calibri" panose="020F0502020204030204"/>
         <a:ea typeface=""/>
         <a:cs typeface=""/>
       </a:minorFont>
@@ -2351,7 +2675,7 @@
             </a:gs>
           </a:gsLst>
           <a:lin ang="5400000" scaled="0"/>
-          <a:tileRect l="0" t="0" r="0" b="0"/>
+          <a:tileRect/>
         </a:gradFill>
         <a:gradFill>
           <a:gsLst>
@@ -2375,7 +2699,7 @@
             </a:gs>
           </a:gsLst>
           <a:lin ang="5400000" scaled="0"/>
-          <a:tileRect l="0" t="0" r="0" b="0"/>
+          <a:tileRect/>
         </a:gradFill>
       </a:fillStyleLst>
       <a:lnStyleLst>
@@ -2435,10 +2759,12 @@
             </a:gs>
           </a:gsLst>
           <a:lin ang="5400000" scaled="0"/>
-          <a:tileRect l="0" t="0" r="0" b="0"/>
+          <a:tileRect/>
         </a:gradFill>
       </a:bgFillStyleLst>
     </a:fmtScheme>
   </a:themeElements>
+  <a:objectDefaults/>
+  <a:extraClrSchemeLst/>
 </a:theme>
 </file>